--- a/шаблон.docx
+++ b/шаблон.docx
@@ -20,7 +20,14 @@
         <w:rPr>
           <w:szCs w:val="24"/>
         </w:rPr>
-        <w:t>30</w:t>
+        <w:t>3</w:t>
+      </w:r>
+      <w:r>
+        <w:rPr>
+          <w:szCs w:val="24"/>
+          <w:lang w:val="en-US"/>
+        </w:rPr>
+        <w:t>4</w:t>
       </w:r>
       <w:r>
         <w:rPr>
@@ -107,6 +114,42 @@
                 <w:lang w:val="en-US"/>
               </w:rPr>
             </w:pPr>
+            <w:r>
+              <w:rPr>
+                <w:szCs w:val="24"/>
+                <w:lang w:val="en-US"/>
+              </w:rPr>
+              <w:t>{{0</w:t>
+            </w:r>
+            <w:r>
+              <w:rPr>
+                <w:szCs w:val="24"/>
+                <w:lang w:val="en-US"/>
+              </w:rPr>
+              <w:t>1</w:t>
+            </w:r>
+            <w:r>
+              <w:rPr>
+                <w:szCs w:val="24"/>
+                <w:lang w:val="en-US"/>
+              </w:rPr>
+              <w:t>_</w:t>
+            </w:r>
+            <w:proofErr w:type="spellStart"/>
+            <w:r>
+              <w:rPr>
+                <w:szCs w:val="24"/>
+              </w:rPr>
+              <w:t>фио</w:t>
+            </w:r>
+            <w:proofErr w:type="spellEnd"/>
+            <w:r>
+              <w:rPr>
+                <w:szCs w:val="24"/>
+                <w:lang w:val="en-US"/>
+              </w:rPr>
+              <w:t>}}</w:t>
+            </w:r>
           </w:p>
         </w:tc>
       </w:tr>
@@ -143,6 +186,41 @@
                 <w:szCs w:val="24"/>
               </w:rPr>
             </w:pPr>
+            <w:r>
+              <w:rPr>
+                <w:szCs w:val="24"/>
+                <w:lang w:val="en-US"/>
+              </w:rPr>
+              <w:t>{{0</w:t>
+            </w:r>
+            <w:r>
+              <w:rPr>
+                <w:szCs w:val="24"/>
+              </w:rPr>
+              <w:t>2</w:t>
+            </w:r>
+            <w:r>
+              <w:rPr>
+                <w:szCs w:val="24"/>
+                <w:lang w:val="en-US"/>
+              </w:rPr>
+              <w:t>_</w:t>
+            </w:r>
+            <w:proofErr w:type="spellStart"/>
+            <w:r>
+              <w:rPr>
+                <w:szCs w:val="24"/>
+              </w:rPr>
+              <w:t>смена_фио</w:t>
+            </w:r>
+            <w:proofErr w:type="spellEnd"/>
+            <w:r>
+              <w:rPr>
+                <w:szCs w:val="24"/>
+                <w:lang w:val="en-US"/>
+              </w:rPr>
+              <w:t>}}</w:t>
+            </w:r>
           </w:p>
         </w:tc>
       </w:tr>
@@ -245,6 +323,41 @@
                 <w:szCs w:val="24"/>
               </w:rPr>
             </w:pPr>
+            <w:r>
+              <w:rPr>
+                <w:szCs w:val="24"/>
+                <w:lang w:val="en-US"/>
+              </w:rPr>
+              <w:t>{{0</w:t>
+            </w:r>
+            <w:r>
+              <w:rPr>
+                <w:szCs w:val="24"/>
+              </w:rPr>
+              <w:t>4</w:t>
+            </w:r>
+            <w:r>
+              <w:rPr>
+                <w:szCs w:val="24"/>
+                <w:lang w:val="en-US"/>
+              </w:rPr>
+              <w:t>_</w:t>
+            </w:r>
+            <w:proofErr w:type="spellStart"/>
+            <w:r>
+              <w:rPr>
+                <w:szCs w:val="24"/>
+              </w:rPr>
+              <w:t>место_рождения</w:t>
+            </w:r>
+            <w:proofErr w:type="spellEnd"/>
+            <w:r>
+              <w:rPr>
+                <w:szCs w:val="24"/>
+                <w:lang w:val="en-US"/>
+              </w:rPr>
+              <w:t>}}</w:t>
+            </w:r>
           </w:p>
         </w:tc>
       </w:tr>
@@ -281,6 +394,39 @@
                 <w:szCs w:val="24"/>
               </w:rPr>
             </w:pPr>
+            <w:r>
+              <w:rPr>
+                <w:szCs w:val="24"/>
+                <w:lang w:val="en-US"/>
+              </w:rPr>
+              <w:t>{{0</w:t>
+            </w:r>
+            <w:r>
+              <w:rPr>
+                <w:szCs w:val="24"/>
+              </w:rPr>
+              <w:t>5</w:t>
+            </w:r>
+            <w:r>
+              <w:rPr>
+                <w:szCs w:val="24"/>
+                <w:lang w:val="en-US"/>
+              </w:rPr>
+              <w:t>_</w:t>
+            </w:r>
+            <w:r>
+              <w:rPr>
+                <w:szCs w:val="24"/>
+              </w:rPr>
+              <w:t>паспорт</w:t>
+            </w:r>
+            <w:r>
+              <w:rPr>
+                <w:szCs w:val="24"/>
+                <w:lang w:val="en-US"/>
+              </w:rPr>
+              <w:t>}}</w:t>
+            </w:r>
           </w:p>
         </w:tc>
       </w:tr>
@@ -384,6 +530,41 @@
                 <w:szCs w:val="24"/>
               </w:rPr>
             </w:pPr>
+            <w:r>
+              <w:rPr>
+                <w:szCs w:val="24"/>
+                <w:lang w:val="en-US"/>
+              </w:rPr>
+              <w:t>{{0</w:t>
+            </w:r>
+            <w:r>
+              <w:rPr>
+                <w:szCs w:val="24"/>
+              </w:rPr>
+              <w:t>7</w:t>
+            </w:r>
+            <w:r>
+              <w:rPr>
+                <w:szCs w:val="24"/>
+                <w:lang w:val="en-US"/>
+              </w:rPr>
+              <w:t>_</w:t>
+            </w:r>
+            <w:proofErr w:type="spellStart"/>
+            <w:r>
+              <w:rPr>
+                <w:szCs w:val="24"/>
+              </w:rPr>
+              <w:t>инн</w:t>
+            </w:r>
+            <w:proofErr w:type="spellEnd"/>
+            <w:r>
+              <w:rPr>
+                <w:szCs w:val="24"/>
+                <w:lang w:val="en-US"/>
+              </w:rPr>
+              <w:t>}}</w:t>
+            </w:r>
           </w:p>
         </w:tc>
       </w:tr>
@@ -417,6 +598,41 @@
                 <w:szCs w:val="24"/>
               </w:rPr>
             </w:pPr>
+            <w:r>
+              <w:rPr>
+                <w:szCs w:val="24"/>
+                <w:lang w:val="en-US"/>
+              </w:rPr>
+              <w:t>{{0</w:t>
+            </w:r>
+            <w:r>
+              <w:rPr>
+                <w:szCs w:val="24"/>
+              </w:rPr>
+              <w:t>8</w:t>
+            </w:r>
+            <w:r>
+              <w:rPr>
+                <w:szCs w:val="24"/>
+                <w:lang w:val="en-US"/>
+              </w:rPr>
+              <w:t>_</w:t>
+            </w:r>
+            <w:proofErr w:type="spellStart"/>
+            <w:r>
+              <w:rPr>
+                <w:szCs w:val="24"/>
+              </w:rPr>
+              <w:t>снилс</w:t>
+            </w:r>
+            <w:proofErr w:type="spellEnd"/>
+            <w:r>
+              <w:rPr>
+                <w:szCs w:val="24"/>
+                <w:lang w:val="en-US"/>
+              </w:rPr>
+              <w:t>}}</w:t>
+            </w:r>
           </w:p>
         </w:tc>
       </w:tr>
@@ -451,6 +667,41 @@
                 <w:lang w:val="en-US"/>
               </w:rPr>
             </w:pPr>
+            <w:r>
+              <w:rPr>
+                <w:szCs w:val="24"/>
+                <w:lang w:val="en-US"/>
+              </w:rPr>
+              <w:t>{{0</w:t>
+            </w:r>
+            <w:r>
+              <w:rPr>
+                <w:szCs w:val="24"/>
+              </w:rPr>
+              <w:t>9</w:t>
+            </w:r>
+            <w:r>
+              <w:rPr>
+                <w:szCs w:val="24"/>
+                <w:lang w:val="en-US"/>
+              </w:rPr>
+              <w:t>_</w:t>
+            </w:r>
+            <w:proofErr w:type="spellStart"/>
+            <w:r>
+              <w:rPr>
+                <w:szCs w:val="24"/>
+              </w:rPr>
+              <w:t>другие_документы</w:t>
+            </w:r>
+            <w:proofErr w:type="spellEnd"/>
+            <w:r>
+              <w:rPr>
+                <w:szCs w:val="24"/>
+                <w:lang w:val="en-US"/>
+              </w:rPr>
+              <w:t>}}</w:t>
+            </w:r>
           </w:p>
         </w:tc>
       </w:tr>
@@ -486,6 +737,41 @@
                 <w:szCs w:val="24"/>
               </w:rPr>
             </w:pPr>
+            <w:r>
+              <w:rPr>
+                <w:szCs w:val="24"/>
+                <w:lang w:val="en-US"/>
+              </w:rPr>
+              <w:t>{{</w:t>
+            </w:r>
+            <w:r>
+              <w:rPr>
+                <w:szCs w:val="24"/>
+              </w:rPr>
+              <w:t>10</w:t>
+            </w:r>
+            <w:r>
+              <w:rPr>
+                <w:szCs w:val="24"/>
+                <w:lang w:val="en-US"/>
+              </w:rPr>
+              <w:t>_</w:t>
+            </w:r>
+            <w:proofErr w:type="spellStart"/>
+            <w:r>
+              <w:rPr>
+                <w:szCs w:val="24"/>
+              </w:rPr>
+              <w:t>телефоны_и_электронные_адреса</w:t>
+            </w:r>
+            <w:proofErr w:type="spellEnd"/>
+            <w:r>
+              <w:rPr>
+                <w:szCs w:val="24"/>
+                <w:lang w:val="en-US"/>
+              </w:rPr>
+              <w:t>}}</w:t>
+            </w:r>
           </w:p>
         </w:tc>
       </w:tr>
@@ -559,6 +845,41 @@
                 <w:szCs w:val="24"/>
               </w:rPr>
             </w:pPr>
+            <w:r>
+              <w:rPr>
+                <w:szCs w:val="24"/>
+                <w:lang w:val="en-US"/>
+              </w:rPr>
+              <w:t>{{</w:t>
+            </w:r>
+            <w:r>
+              <w:rPr>
+                <w:szCs w:val="24"/>
+              </w:rPr>
+              <w:t>11</w:t>
+            </w:r>
+            <w:r>
+              <w:rPr>
+                <w:szCs w:val="24"/>
+                <w:lang w:val="en-US"/>
+              </w:rPr>
+              <w:t>_</w:t>
+            </w:r>
+            <w:proofErr w:type="spellStart"/>
+            <w:r>
+              <w:rPr>
+                <w:szCs w:val="24"/>
+              </w:rPr>
+              <w:t>уголовное_судопроизводство</w:t>
+            </w:r>
+            <w:proofErr w:type="spellEnd"/>
+            <w:r>
+              <w:rPr>
+                <w:szCs w:val="24"/>
+                <w:lang w:val="en-US"/>
+              </w:rPr>
+              <w:t>}}</w:t>
+            </w:r>
           </w:p>
         </w:tc>
       </w:tr>
@@ -605,6 +926,41 @@
                 <w:szCs w:val="24"/>
               </w:rPr>
             </w:pPr>
+            <w:r>
+              <w:rPr>
+                <w:szCs w:val="24"/>
+                <w:lang w:val="en-US"/>
+              </w:rPr>
+              <w:t>{{</w:t>
+            </w:r>
+            <w:r>
+              <w:rPr>
+                <w:szCs w:val="24"/>
+              </w:rPr>
+              <w:t>12</w:t>
+            </w:r>
+            <w:r>
+              <w:rPr>
+                <w:szCs w:val="24"/>
+                <w:lang w:val="en-US"/>
+              </w:rPr>
+              <w:t>_</w:t>
+            </w:r>
+            <w:proofErr w:type="spellStart"/>
+            <w:r>
+              <w:rPr>
+                <w:szCs w:val="24"/>
+              </w:rPr>
+              <w:t>административное_судопроизводство</w:t>
+            </w:r>
+            <w:proofErr w:type="spellEnd"/>
+            <w:r>
+              <w:rPr>
+                <w:szCs w:val="24"/>
+                <w:lang w:val="en-US"/>
+              </w:rPr>
+              <w:t>}}</w:t>
+            </w:r>
           </w:p>
         </w:tc>
       </w:tr>
@@ -649,7 +1005,50 @@
           <w:tcPr>
             <w:tcW w:w="8364" w:type="dxa"/>
           </w:tcPr>
-          <w:p/>
+          <w:p>
+            <w:r>
+              <w:rPr>
+                <w:szCs w:val="24"/>
+                <w:lang w:val="en-US"/>
+              </w:rPr>
+              <w:t>{{</w:t>
+            </w:r>
+            <w:r>
+              <w:rPr>
+                <w:szCs w:val="24"/>
+                <w:lang w:val="en-US"/>
+              </w:rPr>
+              <w:t>33</w:t>
+            </w:r>
+            <w:r>
+              <w:rPr>
+                <w:szCs w:val="24"/>
+                <w:lang w:val="en-US"/>
+              </w:rPr>
+              <w:t>_</w:t>
+            </w:r>
+            <w:r>
+              <w:rPr>
+                <w:szCs w:val="24"/>
+              </w:rPr>
+              <w:t>гражданское</w:t>
+            </w:r>
+            <w:bookmarkStart w:id="0" w:name="_GoBack"/>
+            <w:bookmarkEnd w:id="0"/>
+            <w:r>
+              <w:rPr>
+                <w:szCs w:val="24"/>
+              </w:rPr>
+              <w:t>_судопроизводство</w:t>
+            </w:r>
+            <w:r>
+              <w:rPr>
+                <w:szCs w:val="24"/>
+                <w:lang w:val="en-US"/>
+              </w:rPr>
+              <w:t>}}</w:t>
+            </w:r>
+          </w:p>
         </w:tc>
       </w:tr>
       <w:tr>
@@ -739,6 +1138,39 @@
                 <w:lang w:val="en-US"/>
               </w:rPr>
             </w:pPr>
+            <w:r>
+              <w:rPr>
+                <w:szCs w:val="24"/>
+                <w:lang w:val="en-US"/>
+              </w:rPr>
+              <w:t>{{</w:t>
+            </w:r>
+            <w:r>
+              <w:rPr>
+                <w:szCs w:val="24"/>
+              </w:rPr>
+              <w:t>13</w:t>
+            </w:r>
+            <w:r>
+              <w:rPr>
+                <w:szCs w:val="24"/>
+                <w:lang w:val="en-US"/>
+              </w:rPr>
+              <w:t>_</w:t>
+            </w:r>
+            <w:r>
+              <w:rPr>
+                <w:szCs w:val="24"/>
+              </w:rPr>
+              <w:t>фссп</w:t>
+            </w:r>
+            <w:r>
+              <w:rPr>
+                <w:szCs w:val="24"/>
+                <w:lang w:val="en-US"/>
+              </w:rPr>
+              <w:t>}}</w:t>
+            </w:r>
           </w:p>
         </w:tc>
       </w:tr>
@@ -805,6 +1237,41 @@
                 <w:szCs w:val="24"/>
               </w:rPr>
             </w:pPr>
+            <w:r>
+              <w:rPr>
+                <w:szCs w:val="24"/>
+                <w:lang w:val="en-US"/>
+              </w:rPr>
+              <w:t>{{</w:t>
+            </w:r>
+            <w:r>
+              <w:rPr>
+                <w:szCs w:val="24"/>
+              </w:rPr>
+              <w:t>14</w:t>
+            </w:r>
+            <w:r>
+              <w:rPr>
+                <w:szCs w:val="24"/>
+                <w:lang w:val="en-US"/>
+              </w:rPr>
+              <w:t>_</w:t>
+            </w:r>
+            <w:proofErr w:type="spellStart"/>
+            <w:r>
+              <w:rPr>
+                <w:szCs w:val="24"/>
+              </w:rPr>
+              <w:t>задолженность_по_налогам</w:t>
+            </w:r>
+            <w:proofErr w:type="spellEnd"/>
+            <w:r>
+              <w:rPr>
+                <w:szCs w:val="24"/>
+                <w:lang w:val="en-US"/>
+              </w:rPr>
+              <w:t>}}</w:t>
+            </w:r>
           </w:p>
         </w:tc>
       </w:tr>
@@ -837,6 +1304,39 @@
                 <w:szCs w:val="24"/>
               </w:rPr>
             </w:pPr>
+            <w:r>
+              <w:rPr>
+                <w:szCs w:val="24"/>
+                <w:lang w:val="en-US"/>
+              </w:rPr>
+              <w:t>{{</w:t>
+            </w:r>
+            <w:r>
+              <w:rPr>
+                <w:szCs w:val="24"/>
+              </w:rPr>
+              <w:t>15</w:t>
+            </w:r>
+            <w:r>
+              <w:rPr>
+                <w:szCs w:val="24"/>
+                <w:lang w:val="en-US"/>
+              </w:rPr>
+              <w:t>_</w:t>
+            </w:r>
+            <w:r>
+              <w:rPr>
+                <w:szCs w:val="24"/>
+              </w:rPr>
+              <w:t>залоги</w:t>
+            </w:r>
+            <w:r>
+              <w:rPr>
+                <w:szCs w:val="24"/>
+                <w:lang w:val="en-US"/>
+              </w:rPr>
+              <w:t>}}</w:t>
+            </w:r>
           </w:p>
         </w:tc>
       </w:tr>
@@ -870,6 +1370,39 @@
                 <w:szCs w:val="24"/>
               </w:rPr>
             </w:pPr>
+            <w:r>
+              <w:rPr>
+                <w:szCs w:val="24"/>
+                <w:lang w:val="en-US"/>
+              </w:rPr>
+              <w:t>{{</w:t>
+            </w:r>
+            <w:r>
+              <w:rPr>
+                <w:szCs w:val="24"/>
+              </w:rPr>
+              <w:t>16</w:t>
+            </w:r>
+            <w:r>
+              <w:rPr>
+                <w:szCs w:val="24"/>
+                <w:lang w:val="en-US"/>
+              </w:rPr>
+              <w:t>_</w:t>
+            </w:r>
+            <w:r>
+              <w:rPr>
+                <w:szCs w:val="24"/>
+              </w:rPr>
+              <w:t>публичные реестры</w:t>
+            </w:r>
+            <w:r>
+              <w:rPr>
+                <w:szCs w:val="24"/>
+                <w:lang w:val="en-US"/>
+              </w:rPr>
+              <w:t>}}</w:t>
+            </w:r>
           </w:p>
         </w:tc>
       </w:tr>
@@ -1306,58 +1839,63 @@
           <w:b/>
           <w:szCs w:val="24"/>
         </w:rPr>
-        <w:t>ИНФОРМАЦИЯ О СОБСТВЕННОСТИ</w:t>
+        <w:t>НЕДВИЖИМОСТЬ</w:t>
       </w:r>
     </w:p>
     <w:tbl>
       <w:tblPr>
-        <w:tblW w:w="10773" w:type="dxa"/>
+        <w:tblStyle w:val="a3"/>
+        <w:tblW w:w="0" w:type="auto"/>
         <w:tblBorders>
-          <w:top w:val="single" w:sz="4" w:space="0" w:color="auto"/>
-          <w:bottom w:val="single" w:sz="4" w:space="0" w:color="auto"/>
-          <w:insideH w:val="single" w:sz="4" w:space="0" w:color="auto"/>
-          <w:insideV w:val="single" w:sz="4" w:space="0" w:color="auto"/>
+          <w:left w:val="none" w:sz="0" w:space="0" w:color="auto"/>
+          <w:right w:val="none" w:sz="0" w:space="0" w:color="auto"/>
         </w:tblBorders>
-        <w:tblLayout w:type="fixed"/>
         <w:tblLook w:val="04A0" w:firstRow="1" w:lastRow="0" w:firstColumn="1" w:lastColumn="0" w:noHBand="0" w:noVBand="1"/>
       </w:tblPr>
       <w:tblGrid>
-        <w:gridCol w:w="2047"/>
-        <w:gridCol w:w="6884"/>
-        <w:gridCol w:w="1842"/>
+        <w:gridCol w:w="3119"/>
+        <w:gridCol w:w="7641"/>
       </w:tblGrid>
       <w:tr>
-        <w:trPr>
-          <w:trHeight w:val="368"/>
-        </w:trPr>
-        <w:tc>
-          <w:tcPr>
-            <w:tcW w:w="10773" w:type="dxa"/>
-            <w:gridSpan w:val="3"/>
-            <w:hideMark/>
+        <w:tc>
+          <w:tcPr>
+            <w:tcW w:w="3119" w:type="dxa"/>
           </w:tcPr>
           <w:p>
             <w:pPr>
               <w:jc w:val="center"/>
               <w:rPr>
-                <w:rStyle w:val="2"/>
-                <w:rFonts w:eastAsia="Courier New"/>
-                <w:bCs w:val="0"/>
-                <w:sz w:val="24"/>
-                <w:szCs w:val="24"/>
-                <w:u w:val="none"/>
-              </w:rPr>
-            </w:pPr>
-            <w:r>
-              <w:rPr>
-                <w:rStyle w:val="2"/>
-                <w:rFonts w:eastAsia="Courier New"/>
-                <w:bCs w:val="0"/>
-                <w:sz w:val="24"/>
-                <w:szCs w:val="24"/>
-                <w:u w:val="none"/>
-              </w:rPr>
-              <w:t xml:space="preserve">Недвижимое имущество в собственности </w:t>
+                <w:b/>
+                <w:szCs w:val="24"/>
+              </w:rPr>
+            </w:pPr>
+            <w:r>
+              <w:rPr>
+                <w:b/>
+                <w:szCs w:val="24"/>
+              </w:rPr>
+              <w:t>Период</w:t>
+            </w:r>
+          </w:p>
+        </w:tc>
+        <w:tc>
+          <w:tcPr>
+            <w:tcW w:w="7641" w:type="dxa"/>
+          </w:tcPr>
+          <w:p>
+            <w:pPr>
+              <w:jc w:val="center"/>
+              <w:rPr>
+                <w:b/>
+                <w:szCs w:val="24"/>
+              </w:rPr>
+            </w:pPr>
+            <w:r>
+              <w:rPr>
+                <w:b/>
+                <w:szCs w:val="24"/>
+              </w:rPr>
+              <w:t>Описание</w:t>
             </w:r>
           </w:p>
         </w:tc>
@@ -1365,519 +1903,162 @@
       <w:tr>
         <w:tc>
           <w:tcPr>
-            <w:tcW w:w="2047" w:type="dxa"/>
-            <w:hideMark/>
-          </w:tcPr>
-          <w:p>
-            <w:pPr>
-              <w:jc w:val="both"/>
-              <w:rPr>
-                <w:rStyle w:val="2"/>
-                <w:rFonts w:eastAsia="Courier New"/>
-                <w:b w:val="0"/>
-                <w:sz w:val="24"/>
-                <w:szCs w:val="24"/>
-                <w:u w:val="none"/>
-              </w:rPr>
-            </w:pPr>
-            <w:r>
-              <w:rPr>
-                <w:rStyle w:val="2"/>
-                <w:rFonts w:eastAsia="Courier New"/>
-                <w:b w:val="0"/>
-                <w:sz w:val="24"/>
-                <w:szCs w:val="24"/>
-                <w:u w:val="none"/>
+            <w:tcW w:w="10760" w:type="dxa"/>
+            <w:gridSpan w:val="2"/>
+          </w:tcPr>
+          <w:p>
+            <w:pPr>
+              <w:rPr>
+                <w:b/>
+                <w:szCs w:val="24"/>
+              </w:rPr>
+            </w:pPr>
+            <w:r>
+              <w:rPr>
+                <w:szCs w:val="24"/>
+                <w:lang w:val="en-US"/>
               </w:rPr>
               <w:lastRenderedPageBreak/>
+              <w:t>{{</w:t>
+            </w:r>
+            <w:r>
+              <w:rPr>
+                <w:szCs w:val="24"/>
+              </w:rPr>
+              <w:t>20_недвижимость</w:t>
+            </w:r>
+            <w:r>
+              <w:rPr>
+                <w:szCs w:val="24"/>
+                <w:lang w:val="en-US"/>
+              </w:rPr>
+              <w:t>}}</w:t>
+            </w:r>
+          </w:p>
+        </w:tc>
+      </w:tr>
+    </w:tbl>
+    <w:p>
+      <w:pPr>
+        <w:jc w:val="center"/>
+        <w:rPr>
+          <w:b/>
+          <w:szCs w:val="24"/>
+        </w:rPr>
+      </w:pPr>
+    </w:p>
+    <w:p/>
+    <w:p/>
+    <w:p>
+      <w:pPr>
+        <w:jc w:val="center"/>
+        <w:rPr>
+          <w:b/>
+        </w:rPr>
+      </w:pPr>
+      <w:r>
+        <w:rPr>
+          <w:b/>
+        </w:rPr>
+        <w:t>ТРАНСПОРТ</w:t>
+      </w:r>
+    </w:p>
+    <w:tbl>
+      <w:tblPr>
+        <w:tblStyle w:val="a3"/>
+        <w:tblW w:w="0" w:type="auto"/>
+        <w:tblBorders>
+          <w:left w:val="none" w:sz="0" w:space="0" w:color="auto"/>
+          <w:right w:val="none" w:sz="0" w:space="0" w:color="auto"/>
+        </w:tblBorders>
+        <w:tblLook w:val="04A0" w:firstRow="1" w:lastRow="0" w:firstColumn="1" w:lastColumn="0" w:noHBand="0" w:noVBand="1"/>
+      </w:tblPr>
+      <w:tblGrid>
+        <w:gridCol w:w="3119"/>
+        <w:gridCol w:w="7641"/>
+      </w:tblGrid>
+      <w:tr>
+        <w:tc>
+          <w:tcPr>
+            <w:tcW w:w="3119" w:type="dxa"/>
+          </w:tcPr>
+          <w:p>
+            <w:pPr>
+              <w:jc w:val="center"/>
+              <w:rPr>
+                <w:b/>
+                <w:szCs w:val="24"/>
+              </w:rPr>
+            </w:pPr>
+            <w:r>
+              <w:rPr>
+                <w:b/>
+                <w:szCs w:val="24"/>
+              </w:rPr>
               <w:t>Период</w:t>
             </w:r>
           </w:p>
         </w:tc>
         <w:tc>
           <w:tcPr>
-            <w:tcW w:w="6884" w:type="dxa"/>
-            <w:hideMark/>
+            <w:tcW w:w="7641" w:type="dxa"/>
           </w:tcPr>
           <w:p>
             <w:pPr>
               <w:jc w:val="center"/>
               <w:rPr>
-                <w:rStyle w:val="2"/>
-                <w:rFonts w:eastAsia="Courier New"/>
-                <w:b w:val="0"/>
-                <w:sz w:val="24"/>
-                <w:szCs w:val="24"/>
-                <w:u w:val="none"/>
-              </w:rPr>
-            </w:pPr>
-            <w:r>
-              <w:rPr>
-                <w:rStyle w:val="2"/>
-                <w:rFonts w:eastAsia="Courier New"/>
-                <w:b w:val="0"/>
-                <w:sz w:val="24"/>
-                <w:szCs w:val="24"/>
-                <w:u w:val="none"/>
-              </w:rPr>
-              <w:t>Объект</w:t>
-            </w:r>
-          </w:p>
-        </w:tc>
-        <w:tc>
-          <w:tcPr>
-            <w:tcW w:w="1842" w:type="dxa"/>
-            <w:hideMark/>
-          </w:tcPr>
-          <w:p>
-            <w:pPr>
-              <w:jc w:val="both"/>
-              <w:rPr>
-                <w:rStyle w:val="2"/>
-                <w:rFonts w:eastAsia="Courier New"/>
-                <w:b w:val="0"/>
-                <w:sz w:val="24"/>
-                <w:szCs w:val="24"/>
-                <w:u w:val="none"/>
-              </w:rPr>
-            </w:pPr>
-            <w:r>
-              <w:rPr>
-                <w:rStyle w:val="2"/>
-                <w:rFonts w:eastAsia="Courier New"/>
-                <w:b w:val="0"/>
-                <w:sz w:val="24"/>
-                <w:szCs w:val="24"/>
-                <w:u w:val="none"/>
-              </w:rPr>
-              <w:t>С</w:t>
-            </w:r>
-            <w:r>
-              <w:rPr>
-                <w:rStyle w:val="2"/>
-                <w:rFonts w:eastAsia="Courier New"/>
-                <w:b w:val="0"/>
-                <w:sz w:val="24"/>
-                <w:szCs w:val="24"/>
-                <w:u w:val="none"/>
-              </w:rPr>
-              <w:t>тоимость</w:t>
-            </w:r>
-            <w:r>
-              <w:rPr>
-                <w:rStyle w:val="2"/>
-                <w:rFonts w:eastAsia="Courier New"/>
-                <w:b w:val="0"/>
-                <w:sz w:val="24"/>
-                <w:szCs w:val="24"/>
-                <w:u w:val="none"/>
-              </w:rPr>
-              <w:t>, руб.</w:t>
-            </w:r>
-            <w:r>
-              <w:rPr>
-                <w:rStyle w:val="2"/>
-                <w:rFonts w:eastAsia="Courier New"/>
-                <w:b w:val="0"/>
-                <w:sz w:val="24"/>
-                <w:szCs w:val="24"/>
-                <w:u w:val="none"/>
-              </w:rPr>
-              <w:t xml:space="preserve"> </w:t>
+                <w:b/>
+                <w:szCs w:val="24"/>
+              </w:rPr>
+            </w:pPr>
+            <w:r>
+              <w:rPr>
+                <w:b/>
+                <w:szCs w:val="24"/>
+              </w:rPr>
+              <w:t>Описание</w:t>
+            </w:r>
+          </w:p>
+        </w:tc>
+      </w:tr>
+      <w:tr>
+        <w:tc>
+          <w:tcPr>
+            <w:tcW w:w="10760" w:type="dxa"/>
+            <w:gridSpan w:val="2"/>
+          </w:tcPr>
+          <w:p>
+            <w:pPr>
+              <w:rPr>
+                <w:b/>
+                <w:szCs w:val="24"/>
+              </w:rPr>
+            </w:pPr>
+            <w:r>
+              <w:rPr>
+                <w:szCs w:val="24"/>
+                <w:lang w:val="en-US"/>
+              </w:rPr>
+              <w:t>{{</w:t>
+            </w:r>
+            <w:r>
+              <w:rPr>
+                <w:szCs w:val="24"/>
+              </w:rPr>
+              <w:t>21_транспорт</w:t>
+            </w:r>
+            <w:r>
+              <w:rPr>
+                <w:szCs w:val="24"/>
+                <w:lang w:val="en-US"/>
+              </w:rPr>
+              <w:t>}}</w:t>
             </w:r>
           </w:p>
         </w:tc>
       </w:tr>
     </w:tbl>
     <w:p/>
-    <w:tbl>
-      <w:tblPr>
-        <w:tblW w:w="10773" w:type="dxa"/>
-        <w:tblBorders>
-          <w:top w:val="single" w:sz="4" w:space="0" w:color="auto"/>
-          <w:bottom w:val="single" w:sz="4" w:space="0" w:color="auto"/>
-          <w:insideH w:val="single" w:sz="4" w:space="0" w:color="auto"/>
-          <w:insideV w:val="single" w:sz="4" w:space="0" w:color="auto"/>
-        </w:tblBorders>
-        <w:tblLayout w:type="fixed"/>
-        <w:tblLook w:val="04A0" w:firstRow="1" w:lastRow="0" w:firstColumn="1" w:lastColumn="0" w:noHBand="0" w:noVBand="1"/>
-      </w:tblPr>
-      <w:tblGrid>
-        <w:gridCol w:w="8931"/>
-        <w:gridCol w:w="1842"/>
-      </w:tblGrid>
-      <w:tr>
-        <w:tc>
-          <w:tcPr>
-            <w:tcW w:w="8931" w:type="dxa"/>
-            <w:tcBorders>
-              <w:top w:val="single" w:sz="4" w:space="0" w:color="auto"/>
-              <w:left w:val="nil"/>
-              <w:bottom w:val="single" w:sz="4" w:space="0" w:color="auto"/>
-              <w:right w:val="single" w:sz="4" w:space="0" w:color="auto"/>
-            </w:tcBorders>
-          </w:tcPr>
-          <w:p>
-            <w:pPr>
-              <w:jc w:val="both"/>
-              <w:rPr>
-                <w:rStyle w:val="2"/>
-                <w:rFonts w:eastAsia="Courier New"/>
-                <w:b w:val="0"/>
-                <w:sz w:val="24"/>
-                <w:szCs w:val="24"/>
-                <w:u w:val="none"/>
-              </w:rPr>
-            </w:pPr>
-            <w:r>
-              <w:rPr>
-                <w:rStyle w:val="2"/>
-                <w:rFonts w:eastAsia="Courier New"/>
-                <w:b w:val="0"/>
-                <w:sz w:val="24"/>
-                <w:szCs w:val="24"/>
-                <w:u w:val="none"/>
-              </w:rPr>
-              <w:t xml:space="preserve">Итого, ориентировочная стоимость недвижимости в собственности на </w:t>
-            </w:r>
-            <w:r>
-              <w:rPr>
-                <w:rStyle w:val="2"/>
-                <w:rFonts w:eastAsia="Courier New"/>
-                <w:b w:val="0"/>
-                <w:sz w:val="24"/>
-                <w:szCs w:val="24"/>
-                <w:u w:val="none"/>
-              </w:rPr>
-              <w:t>25.04.2026</w:t>
-            </w:r>
-          </w:p>
-        </w:tc>
-        <w:tc>
-          <w:tcPr>
-            <w:tcW w:w="1842" w:type="dxa"/>
-            <w:tcBorders>
-              <w:top w:val="single" w:sz="4" w:space="0" w:color="auto"/>
-              <w:left w:val="single" w:sz="4" w:space="0" w:color="auto"/>
-              <w:bottom w:val="single" w:sz="4" w:space="0" w:color="auto"/>
-              <w:right w:val="nil"/>
-            </w:tcBorders>
-            <w:hideMark/>
-          </w:tcPr>
-          <w:p>
-            <w:pPr>
-              <w:rPr>
-                <w:rStyle w:val="2"/>
-                <w:rFonts w:eastAsia="Courier New"/>
-                <w:b w:val="0"/>
-                <w:sz w:val="24"/>
-                <w:szCs w:val="24"/>
-                <w:u w:val="none"/>
-              </w:rPr>
-            </w:pPr>
-            <w:r>
-              <w:rPr>
-                <w:rStyle w:val="2"/>
-                <w:rFonts w:eastAsia="Courier New"/>
-                <w:b w:val="0"/>
-                <w:sz w:val="24"/>
-                <w:szCs w:val="24"/>
-                <w:u w:val="none"/>
-              </w:rPr>
-              <w:t>0.00</w:t>
-            </w:r>
-          </w:p>
-        </w:tc>
-      </w:tr>
-    </w:tbl>
-    <w:p/>
-    <w:tbl>
-      <w:tblPr>
-        <w:tblW w:w="10773" w:type="dxa"/>
-        <w:tblBorders>
-          <w:top w:val="single" w:sz="4" w:space="0" w:color="auto"/>
-          <w:bottom w:val="single" w:sz="4" w:space="0" w:color="auto"/>
-          <w:insideH w:val="single" w:sz="4" w:space="0" w:color="auto"/>
-          <w:insideV w:val="single" w:sz="4" w:space="0" w:color="auto"/>
-        </w:tblBorders>
-        <w:tblLayout w:type="fixed"/>
-        <w:tblLook w:val="04A0" w:firstRow="1" w:lastRow="0" w:firstColumn="1" w:lastColumn="0" w:noHBand="0" w:noVBand="1"/>
-      </w:tblPr>
-      <w:tblGrid>
-        <w:gridCol w:w="10773"/>
-      </w:tblGrid>
-      <w:tr>
-        <w:tc>
-          <w:tcPr>
-            <w:tcW w:w="10773" w:type="dxa"/>
-            <w:hideMark/>
-          </w:tcPr>
-          <w:p>
-            <w:pPr>
-              <w:jc w:val="center"/>
-              <w:rPr>
-                <w:rStyle w:val="2"/>
-                <w:rFonts w:eastAsia="Courier New"/>
-                <w:b w:val="0"/>
-                <w:sz w:val="24"/>
-                <w:szCs w:val="24"/>
-                <w:u w:val="none"/>
-              </w:rPr>
-            </w:pPr>
-            <w:r>
-              <w:rPr>
-                <w:rStyle w:val="2"/>
-                <w:rFonts w:eastAsia="Courier New"/>
-                <w:b w:val="0"/>
-                <w:sz w:val="24"/>
-                <w:szCs w:val="24"/>
-                <w:u w:val="none"/>
-              </w:rPr>
-              <w:t>Недвижимое имущество, ранее находившееся в собственности</w:t>
-            </w:r>
-          </w:p>
-        </w:tc>
-      </w:tr>
-    </w:tbl>
-    <w:p/>
-    <w:tbl>
-      <w:tblPr>
-        <w:tblW w:w="10740" w:type="dxa"/>
-        <w:tblBorders>
-          <w:top w:val="single" w:sz="4" w:space="0" w:color="auto"/>
-          <w:bottom w:val="single" w:sz="4" w:space="0" w:color="auto"/>
-          <w:insideH w:val="single" w:sz="4" w:space="0" w:color="auto"/>
-          <w:insideV w:val="single" w:sz="4" w:space="0" w:color="auto"/>
-        </w:tblBorders>
-        <w:tblLayout w:type="fixed"/>
-        <w:tblLook w:val="04A0" w:firstRow="1" w:lastRow="0" w:firstColumn="1" w:lastColumn="0" w:noHBand="0" w:noVBand="1"/>
-      </w:tblPr>
-      <w:tblGrid>
-        <w:gridCol w:w="1384"/>
-        <w:gridCol w:w="7724"/>
-        <w:gridCol w:w="1632"/>
-      </w:tblGrid>
-      <w:tr>
-        <w:tc>
-          <w:tcPr>
-            <w:tcW w:w="10740" w:type="dxa"/>
-            <w:gridSpan w:val="3"/>
-            <w:hideMark/>
-          </w:tcPr>
-          <w:p>
-            <w:pPr>
-              <w:jc w:val="center"/>
-              <w:rPr>
-                <w:bCs/>
-                <w:szCs w:val="24"/>
-              </w:rPr>
-            </w:pPr>
-            <w:r>
-              <w:rPr>
-                <w:rStyle w:val="2"/>
-                <w:rFonts w:eastAsia="Courier New"/>
-                <w:sz w:val="24"/>
-                <w:szCs w:val="24"/>
-                <w:u w:val="none"/>
-              </w:rPr>
-              <w:t xml:space="preserve">Транспортные средства в собственности </w:t>
-            </w:r>
-          </w:p>
-        </w:tc>
-      </w:tr>
-      <w:tr>
-        <w:tc>
-          <w:tcPr>
-            <w:tcW w:w="1384" w:type="dxa"/>
-            <w:hideMark/>
-          </w:tcPr>
-          <w:p>
-            <w:pPr>
-              <w:jc w:val="center"/>
-              <w:rPr>
-                <w:rStyle w:val="2"/>
-                <w:rFonts w:eastAsia="Courier New"/>
-                <w:b w:val="0"/>
-                <w:sz w:val="24"/>
-                <w:szCs w:val="24"/>
-                <w:u w:val="none"/>
-              </w:rPr>
-            </w:pPr>
-            <w:r>
-              <w:rPr>
-                <w:rStyle w:val="2"/>
-                <w:rFonts w:eastAsia="Courier New"/>
-                <w:b w:val="0"/>
-                <w:sz w:val="24"/>
-                <w:szCs w:val="24"/>
-                <w:u w:val="none"/>
-              </w:rPr>
-              <w:t>Период</w:t>
-            </w:r>
-          </w:p>
-        </w:tc>
-        <w:tc>
-          <w:tcPr>
-            <w:tcW w:w="7724" w:type="dxa"/>
-            <w:hideMark/>
-          </w:tcPr>
-          <w:p>
-            <w:pPr>
-              <w:jc w:val="center"/>
-              <w:rPr>
-                <w:rStyle w:val="2"/>
-                <w:rFonts w:eastAsia="Courier New"/>
-                <w:b w:val="0"/>
-                <w:sz w:val="24"/>
-                <w:szCs w:val="24"/>
-                <w:u w:val="none"/>
-              </w:rPr>
-            </w:pPr>
-            <w:r>
-              <w:rPr>
-                <w:rStyle w:val="2"/>
-                <w:rFonts w:eastAsia="Courier New"/>
-                <w:b w:val="0"/>
-                <w:sz w:val="24"/>
-                <w:szCs w:val="24"/>
-                <w:u w:val="none"/>
-              </w:rPr>
-              <w:t>Транспорт</w:t>
-            </w:r>
-          </w:p>
-        </w:tc>
-        <w:tc>
-          <w:tcPr>
-            <w:tcW w:w="1632" w:type="dxa"/>
-          </w:tcPr>
-          <w:p>
-            <w:pPr>
-              <w:jc w:val="center"/>
-              <w:rPr>
-                <w:rStyle w:val="2"/>
-                <w:rFonts w:eastAsia="Courier New"/>
-                <w:b w:val="0"/>
-                <w:sz w:val="24"/>
-                <w:szCs w:val="24"/>
-                <w:u w:val="none"/>
-              </w:rPr>
-            </w:pPr>
-            <w:r>
-              <w:rPr>
-                <w:rStyle w:val="2"/>
-                <w:rFonts w:eastAsia="Courier New"/>
-                <w:b w:val="0"/>
-                <w:sz w:val="24"/>
-                <w:szCs w:val="24"/>
-                <w:u w:val="none"/>
-              </w:rPr>
-              <w:t xml:space="preserve">Стоимость, руб. </w:t>
-            </w:r>
-          </w:p>
-        </w:tc>
-      </w:tr>
-    </w:tbl>
-    <w:p/>
-    <w:tbl>
-      <w:tblPr>
-        <w:tblW w:w="10773" w:type="dxa"/>
-        <w:tblBorders>
-          <w:top w:val="single" w:sz="4" w:space="0" w:color="auto"/>
-          <w:bottom w:val="single" w:sz="4" w:space="0" w:color="auto"/>
-          <w:insideH w:val="single" w:sz="4" w:space="0" w:color="auto"/>
-          <w:insideV w:val="single" w:sz="4" w:space="0" w:color="auto"/>
-        </w:tblBorders>
-        <w:tblLayout w:type="fixed"/>
-        <w:tblLook w:val="04A0" w:firstRow="1" w:lastRow="0" w:firstColumn="1" w:lastColumn="0" w:noHBand="0" w:noVBand="1"/>
-      </w:tblPr>
-      <w:tblGrid>
-        <w:gridCol w:w="9214"/>
-        <w:gridCol w:w="1559"/>
-      </w:tblGrid>
-      <w:tr>
-        <w:trPr>
-          <w:trHeight w:val="539"/>
-        </w:trPr>
-        <w:tc>
-          <w:tcPr>
-            <w:tcW w:w="9214" w:type="dxa"/>
-            <w:tcBorders>
-              <w:top w:val="single" w:sz="4" w:space="0" w:color="auto"/>
-              <w:left w:val="nil"/>
-              <w:bottom w:val="single" w:sz="4" w:space="0" w:color="auto"/>
-              <w:right w:val="nil"/>
-            </w:tcBorders>
-          </w:tcPr>
-          <w:p>
-            <w:pPr>
-              <w:jc w:val="both"/>
-              <w:rPr>
-                <w:rFonts w:eastAsiaTheme="minorHAnsi"/>
-                <w:bCs/>
-                <w:szCs w:val="24"/>
-              </w:rPr>
-            </w:pPr>
-            <w:r>
-              <w:rPr>
-                <w:rStyle w:val="2"/>
-                <w:rFonts w:eastAsia="Courier New"/>
-                <w:b w:val="0"/>
-                <w:sz w:val="24"/>
-                <w:szCs w:val="24"/>
-                <w:u w:val="none"/>
-              </w:rPr>
-              <w:t xml:space="preserve">Итого, ориентировочная стоимость </w:t>
-            </w:r>
-            <w:r>
-              <w:rPr>
-                <w:rStyle w:val="2"/>
-                <w:rFonts w:eastAsia="Courier New"/>
-                <w:b w:val="0"/>
-                <w:sz w:val="24"/>
-                <w:szCs w:val="24"/>
-                <w:u w:val="none"/>
-              </w:rPr>
-              <w:t>транспортных средств</w:t>
-            </w:r>
-            <w:r>
-              <w:rPr>
-                <w:rStyle w:val="2"/>
-                <w:rFonts w:eastAsia="Courier New"/>
-                <w:b w:val="0"/>
-                <w:sz w:val="24"/>
-                <w:szCs w:val="24"/>
-                <w:u w:val="none"/>
-              </w:rPr>
-              <w:t xml:space="preserve"> в собственности на </w:t>
-            </w:r>
-            <w:r>
-              <w:rPr>
-                <w:rStyle w:val="2"/>
-                <w:rFonts w:eastAsia="Courier New"/>
-                <w:b w:val="0"/>
-                <w:sz w:val="24"/>
-                <w:szCs w:val="24"/>
-                <w:u w:val="none"/>
-              </w:rPr>
-              <w:t>25.04.2026</w:t>
-            </w:r>
-          </w:p>
-        </w:tc>
-        <w:tc>
-          <w:tcPr>
-            <w:tcW w:w="1559" w:type="dxa"/>
-          </w:tcPr>
-          <w:p>
-            <w:pPr>
-              <w:spacing w:after="160" w:line="259" w:lineRule="auto"/>
-            </w:pPr>
-            <w:r>
-              <w:t>0.00</w:t>
-            </w:r>
-          </w:p>
-        </w:tc>
-      </w:tr>
-    </w:tbl>
     <w:p/>
     <w:p/>
     <w:p>
@@ -1944,6 +2125,26 @@
                 <w:szCs w:val="24"/>
               </w:rPr>
             </w:pPr>
+            <w:r>
+              <w:rPr>
+                <w:szCs w:val="24"/>
+                <w:lang w:val="en-US"/>
+              </w:rPr>
+              <w:t>{{</w:t>
+            </w:r>
+            <w:r>
+              <w:rPr>
+                <w:szCs w:val="24"/>
+              </w:rPr>
+              <w:t>22_вконтакте</w:t>
+            </w:r>
+            <w:r>
+              <w:rPr>
+                <w:szCs w:val="24"/>
+                <w:lang w:val="en-US"/>
+              </w:rPr>
+              <w:t>}}</w:t>
+            </w:r>
           </w:p>
         </w:tc>
       </w:tr>
@@ -1979,6 +2180,26 @@
                 <w:szCs w:val="24"/>
               </w:rPr>
             </w:pPr>
+            <w:r>
+              <w:rPr>
+                <w:szCs w:val="24"/>
+                <w:lang w:val="en-US"/>
+              </w:rPr>
+              <w:t>{{</w:t>
+            </w:r>
+            <w:r>
+              <w:rPr>
+                <w:szCs w:val="24"/>
+              </w:rPr>
+              <w:t>23_инстаграмм</w:t>
+            </w:r>
+            <w:r>
+              <w:rPr>
+                <w:szCs w:val="24"/>
+                <w:lang w:val="en-US"/>
+              </w:rPr>
+              <w:t>}}</w:t>
+            </w:r>
           </w:p>
         </w:tc>
       </w:tr>
@@ -2014,6 +2235,26 @@
                 <w:szCs w:val="24"/>
               </w:rPr>
             </w:pPr>
+            <w:r>
+              <w:rPr>
+                <w:szCs w:val="24"/>
+                <w:lang w:val="en-US"/>
+              </w:rPr>
+              <w:t>{{</w:t>
+            </w:r>
+            <w:r>
+              <w:rPr>
+                <w:szCs w:val="24"/>
+              </w:rPr>
+              <w:t>24_фэйсбук</w:t>
+            </w:r>
+            <w:r>
+              <w:rPr>
+                <w:szCs w:val="24"/>
+                <w:lang w:val="en-US"/>
+              </w:rPr>
+              <w:t>}}</w:t>
+            </w:r>
           </w:p>
         </w:tc>
       </w:tr>
@@ -2049,6 +2290,26 @@
                 <w:szCs w:val="24"/>
               </w:rPr>
             </w:pPr>
+            <w:r>
+              <w:rPr>
+                <w:szCs w:val="24"/>
+                <w:lang w:val="en-US"/>
+              </w:rPr>
+              <w:t>{{</w:t>
+            </w:r>
+            <w:r>
+              <w:rPr>
+                <w:szCs w:val="24"/>
+              </w:rPr>
+              <w:t>25_линкедин</w:t>
+            </w:r>
+            <w:r>
+              <w:rPr>
+                <w:szCs w:val="24"/>
+                <w:lang w:val="en-US"/>
+              </w:rPr>
+              <w:t>}}</w:t>
+            </w:r>
           </w:p>
         </w:tc>
       </w:tr>
@@ -2084,6 +2345,26 @@
                 <w:szCs w:val="24"/>
               </w:rPr>
             </w:pPr>
+            <w:r>
+              <w:rPr>
+                <w:szCs w:val="24"/>
+                <w:lang w:val="en-US"/>
+              </w:rPr>
+              <w:t>{{</w:t>
+            </w:r>
+            <w:r>
+              <w:rPr>
+                <w:szCs w:val="24"/>
+              </w:rPr>
+              <w:t>26_одноклассники</w:t>
+            </w:r>
+            <w:r>
+              <w:rPr>
+                <w:szCs w:val="24"/>
+                <w:lang w:val="en-US"/>
+              </w:rPr>
+              <w:t>}}</w:t>
+            </w:r>
           </w:p>
         </w:tc>
       </w:tr>
@@ -2100,7 +2381,6 @@
                 <w:lang w:val="en-US"/>
               </w:rPr>
             </w:pPr>
-            <w:proofErr w:type="spellStart"/>
             <w:r>
               <w:rPr>
                 <w:szCs w:val="24"/>
@@ -2108,7 +2388,6 @@
               </w:rPr>
               <w:t>Telegramm</w:t>
             </w:r>
-            <w:proofErr w:type="spellEnd"/>
           </w:p>
         </w:tc>
         <w:tc>
@@ -2139,12 +2418,9 @@
             <w:r>
               <w:rPr>
                 <w:szCs w:val="24"/>
-                <w:lang w:val="en-US"/>
-              </w:rPr>
-              <w:t>5</w:t>
-            </w:r>
-            <w:bookmarkStart w:id="0" w:name="_GoBack"/>
-            <w:bookmarkEnd w:id="0"/>
+              </w:rPr>
+              <w:t>7</w:t>
+            </w:r>
             <w:r>
               <w:rPr>
                 <w:szCs w:val="24"/>
@@ -2157,6 +2433,77 @@
                 <w:szCs w:val="24"/>
               </w:rPr>
               <w:t>телеграмм</w:t>
+            </w:r>
+            <w:r>
+              <w:rPr>
+                <w:szCs w:val="24"/>
+                <w:lang w:val="en-US"/>
+              </w:rPr>
+              <w:t>}}</w:t>
+            </w:r>
+          </w:p>
+        </w:tc>
+      </w:tr>
+      <w:tr>
+        <w:trPr>
+          <w:trHeight w:val="149"/>
+        </w:trPr>
+        <w:tc>
+          <w:tcPr>
+            <w:tcW w:w="1770" w:type="dxa"/>
+            <w:shd w:val="clear" w:color="auto" w:fill="FFFFFF" w:themeFill="background1"/>
+          </w:tcPr>
+          <w:p>
+            <w:pPr>
+              <w:rPr>
+                <w:szCs w:val="24"/>
+              </w:rPr>
+            </w:pPr>
+            <w:r>
+              <w:rPr>
+                <w:szCs w:val="24"/>
+              </w:rPr>
+              <w:t>Другие сети</w:t>
+            </w:r>
+          </w:p>
+        </w:tc>
+        <w:tc>
+          <w:tcPr>
+            <w:tcW w:w="8970" w:type="dxa"/>
+            <w:shd w:val="clear" w:color="auto" w:fill="FFFFFF" w:themeFill="background1"/>
+          </w:tcPr>
+          <w:p>
+            <w:pPr>
+              <w:rPr>
+                <w:szCs w:val="24"/>
+                <w:lang w:val="en-US"/>
+              </w:rPr>
+            </w:pPr>
+            <w:r>
+              <w:rPr>
+                <w:szCs w:val="24"/>
+                <w:lang w:val="en-US"/>
+              </w:rPr>
+              <w:t>{{</w:t>
+            </w:r>
+            <w:r>
+              <w:rPr>
+                <w:szCs w:val="24"/>
+              </w:rPr>
+              <w:t>28</w:t>
+            </w:r>
+            <w:r>
+              <w:rPr>
+                <w:szCs w:val="24"/>
+                <w:lang w:val="en-US"/>
+              </w:rPr>
+              <w:t>_</w:t>
+            </w:r>
+            <w:r>
+              <w:rPr>
+                <w:szCs w:val="24"/>
+              </w:rPr>
+              <w:t>другие сети</w:t>
             </w:r>
             <w:r>
               <w:rPr>
@@ -2442,7 +2789,7 @@
             <w:tcBorders>
               <w:top w:val="nil"/>
               <w:left w:val="nil"/>
-              <w:bottom w:val="nil"/>
+              <w:bottom w:val="single" w:sz="4" w:space="0" w:color="auto"/>
               <w:right w:val="single" w:sz="4" w:space="0" w:color="auto"/>
             </w:tcBorders>
           </w:tcPr>
@@ -2467,494 +2814,13 @@
             <w:tcBorders>
               <w:top w:val="single" w:sz="4" w:space="0" w:color="auto"/>
               <w:left w:val="single" w:sz="4" w:space="0" w:color="auto"/>
-              <w:bottom w:val="nil"/>
+              <w:bottom w:val="single" w:sz="4" w:space="0" w:color="auto"/>
               <w:right w:val="nil"/>
             </w:tcBorders>
           </w:tcPr>
           <w:p>
             <w:pPr>
               <w:jc w:val="center"/>
-            </w:pPr>
-          </w:p>
-        </w:tc>
-      </w:tr>
-      <w:tr>
-        <w:tc>
-          <w:tcPr>
-            <w:tcW w:w="10682" w:type="dxa"/>
-            <w:gridSpan w:val="2"/>
-            <w:tcBorders>
-              <w:left w:val="nil"/>
-              <w:right w:val="nil"/>
-            </w:tcBorders>
-          </w:tcPr>
-          <w:p>
-            <w:pPr>
-              <w:rPr>
-                <w:b/>
-                <w:szCs w:val="24"/>
-                <w:lang w:val="en-US"/>
-              </w:rPr>
-            </w:pPr>
-            <w:r>
-              <w:rPr>
-                <w:b/>
-                <w:szCs w:val="24"/>
-              </w:rPr>
-              <w:t>Анализ</w:t>
-            </w:r>
-            <w:r>
-              <w:rPr>
-                <w:b/>
-                <w:szCs w:val="24"/>
-              </w:rPr>
-              <w:t xml:space="preserve"> </w:t>
-            </w:r>
-            <w:r>
-              <w:rPr>
-                <w:b/>
-                <w:szCs w:val="24"/>
-              </w:rPr>
-              <w:t>кадровых порталов</w:t>
-            </w:r>
-            <w:r>
-              <w:rPr>
-                <w:b/>
-                <w:szCs w:val="24"/>
-                <w:lang w:val="en-US"/>
-              </w:rPr>
-              <w:t>:</w:t>
-            </w:r>
-            <w:r>
-              <w:rPr>
-                <w:szCs w:val="24"/>
-                <w:lang w:val="en-US"/>
-              </w:rPr>
-              <w:t xml:space="preserve"> </w:t>
-            </w:r>
-          </w:p>
-          <w:tbl>
-            <w:tblPr>
-              <w:tblStyle w:val="a3"/>
-              <w:tblW w:w="0" w:type="auto"/>
-              <w:tblLook w:val="04A0" w:firstRow="1" w:lastRow="0" w:firstColumn="1" w:lastColumn="0" w:noHBand="0" w:noVBand="1"/>
-            </w:tblPr>
-            <w:tblGrid>
-              <w:gridCol w:w="2932"/>
-              <w:gridCol w:w="4031"/>
-              <w:gridCol w:w="3503"/>
-            </w:tblGrid>
-            <w:tr>
-              <w:tc>
-                <w:tcPr>
-                  <w:tcW w:w="2932" w:type="dxa"/>
-                  <w:tcBorders>
-                    <w:left w:val="nil"/>
-                    <w:bottom w:val="single" w:sz="4" w:space="0" w:color="auto"/>
-                    <w:right w:val="single" w:sz="4" w:space="0" w:color="auto"/>
-                  </w:tcBorders>
-                </w:tcPr>
-                <w:p>
-                  <w:pPr>
-                    <w:jc w:val="both"/>
-                    <w:rPr>
-                      <w:szCs w:val="24"/>
-                    </w:rPr>
-                  </w:pPr>
-                  <w:r>
-                    <w:rPr>
-                      <w:szCs w:val="24"/>
-                    </w:rPr>
-                    <w:t>Дата обновления</w:t>
-                  </w:r>
-                </w:p>
-              </w:tc>
-              <w:tc>
-                <w:tcPr>
-                  <w:tcW w:w="4031" w:type="dxa"/>
-                  <w:tcBorders>
-                    <w:left w:val="single" w:sz="4" w:space="0" w:color="auto"/>
-                    <w:bottom w:val="single" w:sz="4" w:space="0" w:color="auto"/>
-                    <w:right w:val="single" w:sz="4" w:space="0" w:color="auto"/>
-                  </w:tcBorders>
-                </w:tcPr>
-                <w:p>
-                  <w:pPr>
-                    <w:jc w:val="both"/>
-                    <w:rPr>
-                      <w:szCs w:val="24"/>
-                    </w:rPr>
-                  </w:pPr>
-                  <w:r>
-                    <w:rPr>
-                      <w:szCs w:val="24"/>
-                    </w:rPr>
-                    <w:t>Желаемая должность</w:t>
-                  </w:r>
-                </w:p>
-              </w:tc>
-              <w:tc>
-                <w:tcPr>
-                  <w:tcW w:w="3503" w:type="dxa"/>
-                  <w:tcBorders>
-                    <w:left w:val="single" w:sz="4" w:space="0" w:color="auto"/>
-                    <w:bottom w:val="single" w:sz="4" w:space="0" w:color="auto"/>
-                    <w:right w:val="nil"/>
-                  </w:tcBorders>
-                </w:tcPr>
-                <w:p>
-                  <w:pPr>
-                    <w:jc w:val="both"/>
-                    <w:rPr>
-                      <w:szCs w:val="24"/>
-                    </w:rPr>
-                  </w:pPr>
-                  <w:r>
-                    <w:rPr>
-                      <w:szCs w:val="24"/>
-                    </w:rPr>
-                    <w:t>Желаемый оклад</w:t>
-                  </w:r>
-                </w:p>
-              </w:tc>
-            </w:tr>
-            <w:tr>
-              <w:tc>
-                <w:tcPr>
-                  <w:tcW w:w="2932" w:type="dxa"/>
-                  <w:tcBorders>
-                    <w:left w:val="nil"/>
-                    <w:bottom w:val="single" w:sz="4" w:space="0" w:color="auto"/>
-                    <w:right w:val="single" w:sz="4" w:space="0" w:color="auto"/>
-                  </w:tcBorders>
-                </w:tcPr>
-                <w:p>
-                  <w:pPr>
-                    <w:rPr>
-                      <w:szCs w:val="24"/>
-                      <w:lang w:val="en-US"/>
-                    </w:rPr>
-                  </w:pPr>
-                </w:p>
-              </w:tc>
-              <w:tc>
-                <w:tcPr>
-                  <w:tcW w:w="4031" w:type="dxa"/>
-                  <w:tcBorders>
-                    <w:left w:val="nil"/>
-                    <w:bottom w:val="single" w:sz="4" w:space="0" w:color="auto"/>
-                    <w:right w:val="single" w:sz="4" w:space="0" w:color="auto"/>
-                  </w:tcBorders>
-                </w:tcPr>
-                <w:p>
-                  <w:pPr>
-                    <w:rPr>
-                      <w:szCs w:val="24"/>
-                    </w:rPr>
-                  </w:pPr>
-                </w:p>
-              </w:tc>
-              <w:tc>
-                <w:tcPr>
-                  <w:tcW w:w="3503" w:type="dxa"/>
-                  <w:tcBorders>
-                    <w:left w:val="nil"/>
-                    <w:bottom w:val="single" w:sz="4" w:space="0" w:color="auto"/>
-                    <w:right w:val="nil"/>
-                  </w:tcBorders>
-                </w:tcPr>
-                <w:p>
-                  <w:pPr>
-                    <w:rPr>
-                      <w:szCs w:val="24"/>
-                    </w:rPr>
-                  </w:pPr>
-                </w:p>
-              </w:tc>
-            </w:tr>
-            <w:tr>
-              <w:trPr>
-                <w:trHeight w:val="70"/>
-              </w:trPr>
-              <w:tc>
-                <w:tcPr>
-                  <w:tcW w:w="2932" w:type="dxa"/>
-                  <w:tcBorders>
-                    <w:left w:val="nil"/>
-                    <w:right w:val="nil"/>
-                  </w:tcBorders>
-                </w:tcPr>
-                <w:p>
-                  <w:pPr>
-                    <w:jc w:val="both"/>
-                    <w:rPr>
-                      <w:szCs w:val="24"/>
-                    </w:rPr>
-                  </w:pPr>
-                  <w:r>
-                    <w:rPr>
-                      <w:b/>
-                      <w:bCs/>
-                      <w:szCs w:val="24"/>
-                    </w:rPr>
-                    <w:t>Дополнительно</w:t>
-                  </w:r>
-                  <w:r>
-                    <w:rPr>
-                      <w:b/>
-                      <w:bCs/>
-                      <w:szCs w:val="24"/>
-                    </w:rPr>
-                    <w:t>:</w:t>
-                  </w:r>
-                </w:p>
-              </w:tc>
-              <w:tc>
-                <w:tcPr>
-                  <w:tcW w:w="7534" w:type="dxa"/>
-                  <w:gridSpan w:val="2"/>
-                  <w:tcBorders>
-                    <w:left w:val="nil"/>
-                    <w:right w:val="nil"/>
-                  </w:tcBorders>
-                </w:tcPr>
-                <w:p>
-                  <w:pPr>
-                    <w:rPr>
-                      <w:szCs w:val="24"/>
-                    </w:rPr>
-                  </w:pPr>
-                </w:p>
-              </w:tc>
-            </w:tr>
-            <w:tr>
-              <w:trPr>
-                <w:trHeight w:val="70"/>
-              </w:trPr>
-              <w:tc>
-                <w:tcPr>
-                  <w:tcW w:w="10466" w:type="dxa"/>
-                  <w:gridSpan w:val="3"/>
-                  <w:tcBorders>
-                    <w:left w:val="nil"/>
-                    <w:right w:val="nil"/>
-                  </w:tcBorders>
-                </w:tcPr>
-                <w:p>
-                  <w:pPr>
-                    <w:rPr>
-                      <w:szCs w:val="24"/>
-                    </w:rPr>
-                  </w:pPr>
-                </w:p>
-                <w:p>
-                  <w:pPr>
-                    <w:jc w:val="both"/>
-                    <w:rPr>
-                      <w:b/>
-                      <w:szCs w:val="24"/>
-                    </w:rPr>
-                  </w:pPr>
-                  <w:r>
-                    <w:rPr>
-                      <w:b/>
-                      <w:szCs w:val="24"/>
-                    </w:rPr>
-                    <w:t>Частные коммерческие объявления:</w:t>
-                  </w:r>
-                </w:p>
-                <w:p>
-                  <w:pPr>
-                    <w:jc w:val="both"/>
-                    <w:rPr>
-                      <w:szCs w:val="24"/>
-                    </w:rPr>
-                  </w:pPr>
-                </w:p>
-                <w:p>
-                  <w:pPr>
-                    <w:jc w:val="both"/>
-                    <w:rPr>
-                      <w:szCs w:val="24"/>
-                    </w:rPr>
-                  </w:pPr>
-                </w:p>
-                <w:p>
-                  <w:pPr>
-                    <w:jc w:val="both"/>
-                    <w:rPr>
-                      <w:b/>
-                      <w:szCs w:val="24"/>
-                    </w:rPr>
-                  </w:pPr>
-                  <w:r>
-                    <w:rPr>
-                      <w:b/>
-                      <w:szCs w:val="24"/>
-                    </w:rPr>
-                    <w:t>ТЭГи</w:t>
-                  </w:r>
-                  <w:r>
-                    <w:rPr>
-                      <w:b/>
-                      <w:szCs w:val="24"/>
-                    </w:rPr>
-                    <w:t>:</w:t>
-                  </w:r>
-                </w:p>
-                <w:p>
-                  <w:pPr>
-                    <w:rPr>
-                      <w:szCs w:val="24"/>
-                    </w:rPr>
-                  </w:pPr>
-                </w:p>
-                <w:p>
-                  <w:pPr>
-                    <w:rPr>
-                      <w:szCs w:val="24"/>
-                    </w:rPr>
-                  </w:pPr>
-                </w:p>
-                <w:p>
-                  <w:pPr>
-                    <w:jc w:val="both"/>
-                    <w:rPr>
-                      <w:b/>
-                      <w:szCs w:val="24"/>
-                    </w:rPr>
-                  </w:pPr>
-                  <w:r>
-                    <w:rPr>
-                      <w:b/>
-                      <w:szCs w:val="24"/>
-                    </w:rPr>
-                    <w:t xml:space="preserve">Активность в Telegram: </w:t>
-                  </w:r>
-                </w:p>
-                <w:p>
-                  <w:pPr>
-                    <w:pStyle w:val="a6"/>
-                    <w:numPr>
-                      <w:ilvl w:val="0"/>
-                      <w:numId w:val="1"/>
-                    </w:numPr>
-                    <w:jc w:val="both"/>
-                    <w:rPr>
-                      <w:szCs w:val="24"/>
-                    </w:rPr>
-                  </w:pPr>
-                  <w:r>
-                    <w:rPr>
-                      <w:b/>
-                      <w:szCs w:val="24"/>
-                    </w:rPr>
-                    <w:t xml:space="preserve">Интересы в мессенджере Telegram на основании подписок на публичные группы: </w:t>
-                  </w:r>
-                </w:p>
-                <w:p>
-                  <w:pPr>
-                    <w:rPr>
-                      <w:szCs w:val="24"/>
-                    </w:rPr>
-                  </w:pPr>
-                </w:p>
-                <w:p>
-                  <w:pPr>
-                    <w:rPr>
-                      <w:szCs w:val="24"/>
-                    </w:rPr>
-                  </w:pPr>
-                </w:p>
-                <w:p>
-                  <w:pPr>
-                    <w:pStyle w:val="a6"/>
-                    <w:numPr>
-                      <w:ilvl w:val="0"/>
-                      <w:numId w:val="1"/>
-                    </w:numPr>
-                    <w:jc w:val="both"/>
-                    <w:rPr>
-                      <w:b/>
-                      <w:szCs w:val="24"/>
-                    </w:rPr>
-                  </w:pPr>
-                  <w:r>
-                    <w:rPr>
-                      <w:b/>
-                      <w:szCs w:val="24"/>
-                    </w:rPr>
-                    <w:t>Интересы в мессенджере Telegram на основании комментирования в публичных группах:</w:t>
-                  </w:r>
-                </w:p>
-                <w:p>
-                  <w:pPr>
-                    <w:rPr>
-                      <w:b/>
-                      <w:szCs w:val="24"/>
-                    </w:rPr>
-                  </w:pPr>
-                </w:p>
-                <w:p>
-                  <w:pPr>
-                    <w:pStyle w:val="a6"/>
-                    <w:numPr>
-                      <w:ilvl w:val="0"/>
-                      <w:numId w:val="1"/>
-                    </w:numPr>
-                    <w:jc w:val="both"/>
-                    <w:rPr>
-                      <w:szCs w:val="24"/>
-                    </w:rPr>
-                  </w:pPr>
-                  <w:r>
-                    <w:rPr>
-                      <w:b/>
-                      <w:szCs w:val="24"/>
-                    </w:rPr>
-                    <w:t xml:space="preserve">Группы, в которых замечен контакт: </w:t>
-                  </w:r>
-                </w:p>
-                <w:p>
-                  <w:pPr>
-                    <w:jc w:val="both"/>
-                    <w:rPr>
-                      <w:szCs w:val="24"/>
-                    </w:rPr>
-                  </w:pPr>
-                </w:p>
-                <w:p>
-                  <w:pPr>
-                    <w:jc w:val="both"/>
-                    <w:rPr>
-                      <w:szCs w:val="24"/>
-                    </w:rPr>
-                  </w:pPr>
-                </w:p>
-                <w:p>
-                  <w:pPr>
-                    <w:jc w:val="both"/>
-                    <w:rPr>
-                      <w:szCs w:val="24"/>
-                    </w:rPr>
-                  </w:pPr>
-                </w:p>
-                <w:p>
-                  <w:pPr>
-                    <w:jc w:val="both"/>
-                    <w:rPr>
-                      <w:szCs w:val="24"/>
-                    </w:rPr>
-                  </w:pPr>
-                </w:p>
-              </w:tc>
-            </w:tr>
-          </w:tbl>
-          <w:p>
-            <w:pPr>
-              <w:rPr>
-                <w:szCs w:val="24"/>
-              </w:rPr>
             </w:pPr>
           </w:p>
         </w:tc>
@@ -2963,40 +2829,175 @@
     <w:p>
       <w:pPr>
         <w:rPr>
-          <w:szCs w:val="24"/>
-        </w:rPr>
-      </w:pPr>
-      <w:r>
-        <w:rPr>
-          <w:b/>
-          <w:szCs w:val="24"/>
-        </w:rPr>
-        <w:t>Анализ</w:t>
-      </w:r>
-      <w:r>
-        <w:rPr>
-          <w:b/>
-          <w:szCs w:val="24"/>
-        </w:rPr>
-        <w:t xml:space="preserve"> </w:t>
-      </w:r>
-      <w:r>
-        <w:rPr>
-          <w:b/>
-          <w:szCs w:val="24"/>
-        </w:rPr>
-        <w:t>СМИ</w:t>
-      </w:r>
-      <w:r>
-        <w:rPr>
-          <w:b/>
-          <w:szCs w:val="24"/>
-        </w:rPr>
-        <w:t>:</w:t>
-      </w:r>
+          <w:b/>
+          <w:szCs w:val="24"/>
+        </w:rPr>
+      </w:pPr>
     </w:p>
     <w:p>
       <w:pPr>
+        <w:jc w:val="both"/>
+        <w:rPr>
+          <w:b/>
+          <w:szCs w:val="24"/>
+        </w:rPr>
+      </w:pPr>
+      <w:r>
+        <w:rPr>
+          <w:b/>
+          <w:szCs w:val="24"/>
+        </w:rPr>
+        <w:t>Анализ кадровых порталов:</w:t>
+      </w:r>
+    </w:p>
+    <w:tbl>
+      <w:tblPr>
+        <w:tblStyle w:val="a3"/>
+        <w:tblW w:w="0" w:type="auto"/>
+        <w:tblBorders>
+          <w:left w:val="none" w:sz="0" w:space="0" w:color="auto"/>
+          <w:right w:val="none" w:sz="0" w:space="0" w:color="auto"/>
+        </w:tblBorders>
+        <w:tblLook w:val="04A0" w:firstRow="1" w:lastRow="0" w:firstColumn="1" w:lastColumn="0" w:noHBand="0" w:noVBand="1"/>
+      </w:tblPr>
+      <w:tblGrid>
+        <w:gridCol w:w="2690"/>
+        <w:gridCol w:w="2690"/>
+        <w:gridCol w:w="2690"/>
+        <w:gridCol w:w="2690"/>
+      </w:tblGrid>
+      <w:tr>
+        <w:tc>
+          <w:tcPr>
+            <w:tcW w:w="2690" w:type="dxa"/>
+          </w:tcPr>
+          <w:p>
+            <w:pPr>
+              <w:jc w:val="both"/>
+              <w:rPr>
+                <w:szCs w:val="24"/>
+              </w:rPr>
+            </w:pPr>
+            <w:r>
+              <w:rPr>
+                <w:szCs w:val="24"/>
+              </w:rPr>
+              <w:t>Дата обновления</w:t>
+            </w:r>
+          </w:p>
+        </w:tc>
+        <w:tc>
+          <w:tcPr>
+            <w:tcW w:w="2690" w:type="dxa"/>
+          </w:tcPr>
+          <w:p>
+            <w:pPr>
+              <w:jc w:val="both"/>
+              <w:rPr>
+                <w:szCs w:val="24"/>
+              </w:rPr>
+            </w:pPr>
+            <w:r>
+              <w:rPr>
+                <w:szCs w:val="24"/>
+              </w:rPr>
+              <w:t>Желаемая должность</w:t>
+            </w:r>
+          </w:p>
+        </w:tc>
+        <w:tc>
+          <w:tcPr>
+            <w:tcW w:w="2690" w:type="dxa"/>
+          </w:tcPr>
+          <w:p>
+            <w:pPr>
+              <w:jc w:val="both"/>
+              <w:rPr>
+                <w:szCs w:val="24"/>
+              </w:rPr>
+            </w:pPr>
+            <w:r>
+              <w:rPr>
+                <w:szCs w:val="24"/>
+              </w:rPr>
+              <w:t>Желаемый оклад</w:t>
+            </w:r>
+          </w:p>
+        </w:tc>
+        <w:tc>
+          <w:tcPr>
+            <w:tcW w:w="2690" w:type="dxa"/>
+          </w:tcPr>
+          <w:p>
+            <w:pPr>
+              <w:jc w:val="both"/>
+              <w:rPr>
+                <w:szCs w:val="24"/>
+              </w:rPr>
+            </w:pPr>
+            <w:r>
+              <w:rPr>
+                <w:szCs w:val="24"/>
+              </w:rPr>
+              <w:t>Статус</w:t>
+            </w:r>
+          </w:p>
+        </w:tc>
+      </w:tr>
+      <w:tr>
+        <w:tc>
+          <w:tcPr>
+            <w:tcW w:w="10760" w:type="dxa"/>
+            <w:gridSpan w:val="4"/>
+          </w:tcPr>
+          <w:p>
+            <w:pPr>
+              <w:jc w:val="both"/>
+              <w:rPr>
+                <w:b/>
+                <w:szCs w:val="24"/>
+              </w:rPr>
+            </w:pPr>
+            <w:r>
+              <w:rPr>
+                <w:szCs w:val="24"/>
+                <w:lang w:val="en-US"/>
+              </w:rPr>
+              <w:t>{{</w:t>
+            </w:r>
+            <w:r>
+              <w:rPr>
+                <w:szCs w:val="24"/>
+              </w:rPr>
+              <w:t>29</w:t>
+            </w:r>
+            <w:r>
+              <w:rPr>
+                <w:szCs w:val="24"/>
+                <w:lang w:val="en-US"/>
+              </w:rPr>
+              <w:t>_</w:t>
+            </w:r>
+            <w:r>
+              <w:rPr>
+                <w:szCs w:val="24"/>
+              </w:rPr>
+              <w:t>резюме</w:t>
+            </w:r>
+            <w:r>
+              <w:rPr>
+                <w:szCs w:val="24"/>
+                <w:lang w:val="en-US"/>
+              </w:rPr>
+              <w:t>}}</w:t>
+            </w:r>
+          </w:p>
+        </w:tc>
+      </w:tr>
+    </w:tbl>
+    <w:p>
+      <w:pPr>
+        <w:jc w:val="both"/>
         <w:rPr>
           <w:b/>
           <w:szCs w:val="24"/>
@@ -3007,17 +3008,500 @@
       <w:pPr>
         <w:jc w:val="both"/>
         <w:rPr>
-          <w:szCs w:val="24"/>
-        </w:rPr>
-      </w:pPr>
-      <w:r>
-        <w:lastRenderedPageBreak/>
-        <w:br/>
+          <w:b/>
+          <w:szCs w:val="24"/>
+        </w:rPr>
+      </w:pPr>
+      <w:r>
+        <w:rPr>
+          <w:b/>
+          <w:szCs w:val="24"/>
+        </w:rPr>
+        <w:t>Частные коммерческие объявления:</w:t>
       </w:r>
     </w:p>
     <w:p>
       <w:pPr>
-        <w:rPr>
+        <w:jc w:val="both"/>
+        <w:rPr>
+          <w:szCs w:val="24"/>
+        </w:rPr>
+      </w:pPr>
+      <w:r>
+        <w:rPr>
+          <w:szCs w:val="24"/>
+        </w:rPr>
+        <w:t>{{</w:t>
+      </w:r>
+      <w:r>
+        <w:rPr>
+          <w:szCs w:val="24"/>
+        </w:rPr>
+        <w:t>30</w:t>
+      </w:r>
+      <w:r>
+        <w:rPr>
+          <w:szCs w:val="24"/>
+        </w:rPr>
+        <w:t>_</w:t>
+      </w:r>
+      <w:r>
+        <w:rPr>
+          <w:szCs w:val="24"/>
+        </w:rPr>
+        <w:t>объявления</w:t>
+      </w:r>
+      <w:r>
+        <w:rPr>
+          <w:szCs w:val="24"/>
+        </w:rPr>
+        <w:t>}}</w:t>
+      </w:r>
+    </w:p>
+    <w:p>
+      <w:pPr>
+        <w:jc w:val="both"/>
+        <w:rPr>
+          <w:b/>
+          <w:szCs w:val="24"/>
+        </w:rPr>
+      </w:pPr>
+    </w:p>
+    <w:p>
+      <w:pPr>
+        <w:jc w:val="both"/>
+        <w:rPr>
+          <w:b/>
+          <w:szCs w:val="24"/>
+        </w:rPr>
+      </w:pPr>
+      <w:proofErr w:type="spellStart"/>
+      <w:r>
+        <w:rPr>
+          <w:b/>
+          <w:szCs w:val="24"/>
+        </w:rPr>
+        <w:t>ТЭГи</w:t>
+      </w:r>
+      <w:proofErr w:type="spellEnd"/>
+      <w:r>
+        <w:rPr>
+          <w:b/>
+          <w:szCs w:val="24"/>
+        </w:rPr>
+        <w:t>:</w:t>
+      </w:r>
+    </w:p>
+    <w:p>
+      <w:pPr>
+        <w:jc w:val="both"/>
+        <w:rPr>
+          <w:szCs w:val="24"/>
+        </w:rPr>
+      </w:pPr>
+      <w:r>
+        <w:rPr>
+          <w:szCs w:val="24"/>
+          <w:lang w:val="en-US"/>
+        </w:rPr>
+        <w:t>{{</w:t>
+      </w:r>
+      <w:r>
+        <w:rPr>
+          <w:szCs w:val="24"/>
+        </w:rPr>
+        <w:t>31</w:t>
+      </w:r>
+      <w:r>
+        <w:rPr>
+          <w:szCs w:val="24"/>
+          <w:lang w:val="en-US"/>
+        </w:rPr>
+        <w:t>_</w:t>
+      </w:r>
+      <w:r>
+        <w:rPr>
+          <w:szCs w:val="24"/>
+        </w:rPr>
+        <w:t>подписки</w:t>
+      </w:r>
+      <w:r>
+        <w:rPr>
+          <w:szCs w:val="24"/>
+          <w:lang w:val="en-US"/>
+        </w:rPr>
+        <w:t>}}</w:t>
+      </w:r>
+    </w:p>
+    <w:p>
+      <w:pPr>
+        <w:jc w:val="both"/>
+        <w:rPr>
+          <w:b/>
+          <w:szCs w:val="24"/>
+        </w:rPr>
+      </w:pPr>
+    </w:p>
+    <w:p>
+      <w:pPr>
+        <w:jc w:val="both"/>
+        <w:rPr>
+          <w:b/>
+          <w:szCs w:val="24"/>
+        </w:rPr>
+      </w:pPr>
+      <w:r>
+        <w:rPr>
+          <w:b/>
+          <w:szCs w:val="24"/>
+        </w:rPr>
+        <w:t xml:space="preserve">Активность в </w:t>
+      </w:r>
+      <w:proofErr w:type="spellStart"/>
+      <w:r>
+        <w:rPr>
+          <w:b/>
+          <w:szCs w:val="24"/>
+        </w:rPr>
+        <w:t>Telegram</w:t>
+      </w:r>
+      <w:proofErr w:type="spellEnd"/>
+      <w:r>
+        <w:rPr>
+          <w:b/>
+          <w:szCs w:val="24"/>
+        </w:rPr>
+        <w:t>:</w:t>
+      </w:r>
+    </w:p>
+    <w:p>
+      <w:pPr>
+        <w:pStyle w:val="a6"/>
+        <w:numPr>
+          <w:ilvl w:val="0"/>
+          <w:numId w:val="2"/>
+        </w:numPr>
+        <w:jc w:val="both"/>
+        <w:rPr>
+          <w:szCs w:val="24"/>
+        </w:rPr>
+      </w:pPr>
+      <w:r>
+        <w:rPr>
+          <w:b/>
+          <w:szCs w:val="24"/>
+        </w:rPr>
+        <w:t xml:space="preserve">Интересы в мессенджере </w:t>
+      </w:r>
+      <w:proofErr w:type="spellStart"/>
+      <w:r>
+        <w:rPr>
+          <w:b/>
+          <w:szCs w:val="24"/>
+        </w:rPr>
+        <w:t>Telegram</w:t>
+      </w:r>
+      <w:proofErr w:type="spellEnd"/>
+      <w:r>
+        <w:rPr>
+          <w:b/>
+          <w:szCs w:val="24"/>
+        </w:rPr>
+        <w:t xml:space="preserve"> на основании подписок на публичные группы:</w:t>
+      </w:r>
+    </w:p>
+    <w:p>
+      <w:pPr>
+        <w:pStyle w:val="a6"/>
+        <w:jc w:val="both"/>
+        <w:rPr>
+          <w:szCs w:val="24"/>
+        </w:rPr>
+      </w:pPr>
+    </w:p>
+    <w:p>
+      <w:pPr>
+        <w:pStyle w:val="a6"/>
+        <w:jc w:val="both"/>
+        <w:rPr>
+          <w:szCs w:val="24"/>
+        </w:rPr>
+      </w:pPr>
+    </w:p>
+    <w:p>
+      <w:pPr>
+        <w:pStyle w:val="a6"/>
+        <w:numPr>
+          <w:ilvl w:val="0"/>
+          <w:numId w:val="2"/>
+        </w:numPr>
+        <w:jc w:val="both"/>
+        <w:rPr>
+          <w:b/>
+          <w:szCs w:val="24"/>
+        </w:rPr>
+      </w:pPr>
+      <w:r>
+        <w:rPr>
+          <w:b/>
+          <w:szCs w:val="24"/>
+        </w:rPr>
+        <w:t xml:space="preserve">Интересы в мессенджере </w:t>
+      </w:r>
+      <w:proofErr w:type="spellStart"/>
+      <w:r>
+        <w:rPr>
+          <w:b/>
+          <w:szCs w:val="24"/>
+        </w:rPr>
+        <w:t>Telegram</w:t>
+      </w:r>
+      <w:proofErr w:type="spellEnd"/>
+      <w:r>
+        <w:rPr>
+          <w:b/>
+          <w:szCs w:val="24"/>
+        </w:rPr>
+        <w:t xml:space="preserve"> на основании комментирования в публичных группах:</w:t>
+      </w:r>
+    </w:p>
+    <w:p>
+      <w:pPr>
+        <w:pStyle w:val="a6"/>
+        <w:jc w:val="both"/>
+        <w:rPr>
+          <w:szCs w:val="24"/>
+        </w:rPr>
+      </w:pPr>
+    </w:p>
+    <w:p>
+      <w:pPr>
+        <w:pStyle w:val="a6"/>
+        <w:jc w:val="both"/>
+        <w:rPr>
+          <w:szCs w:val="24"/>
+        </w:rPr>
+      </w:pPr>
+    </w:p>
+    <w:p>
+      <w:pPr>
+        <w:pStyle w:val="a6"/>
+        <w:numPr>
+          <w:ilvl w:val="0"/>
+          <w:numId w:val="2"/>
+        </w:numPr>
+        <w:jc w:val="both"/>
+        <w:rPr>
+          <w:b/>
+          <w:szCs w:val="24"/>
+        </w:rPr>
+      </w:pPr>
+      <w:r>
+        <w:rPr>
+          <w:b/>
+          <w:szCs w:val="24"/>
+        </w:rPr>
+        <w:t>Группы, в которых замечен контакт:</w:t>
+      </w:r>
+    </w:p>
+    <w:p>
+      <w:pPr>
+        <w:pStyle w:val="a6"/>
+        <w:jc w:val="both"/>
+        <w:rPr>
+          <w:szCs w:val="24"/>
+        </w:rPr>
+      </w:pPr>
+    </w:p>
+    <w:p>
+      <w:pPr>
+        <w:jc w:val="both"/>
+        <w:rPr>
+          <w:b/>
+          <w:szCs w:val="24"/>
+        </w:rPr>
+      </w:pPr>
+      <w:r>
+        <w:rPr>
+          <w:b/>
+          <w:szCs w:val="24"/>
+        </w:rPr>
+        <w:t>Анализ</w:t>
+      </w:r>
+      <w:r>
+        <w:rPr>
+          <w:b/>
+          <w:szCs w:val="24"/>
+        </w:rPr>
+        <w:t xml:space="preserve"> </w:t>
+      </w:r>
+      <w:r>
+        <w:rPr>
+          <w:b/>
+          <w:szCs w:val="24"/>
+        </w:rPr>
+        <w:t>СМИ</w:t>
+      </w:r>
+      <w:r>
+        <w:rPr>
+          <w:b/>
+          <w:szCs w:val="24"/>
+        </w:rPr>
+        <w:t>:</w:t>
+      </w:r>
+    </w:p>
+    <w:p>
+      <w:pPr>
+        <w:jc w:val="center"/>
+        <w:rPr>
+          <w:b/>
+          <w:szCs w:val="24"/>
+        </w:rPr>
+      </w:pPr>
+    </w:p>
+    <w:p>
+      <w:pPr>
+        <w:jc w:val="center"/>
+        <w:rPr>
+          <w:b/>
+          <w:szCs w:val="24"/>
+        </w:rPr>
+      </w:pPr>
+      <w:r>
+        <w:rPr>
+          <w:b/>
+          <w:szCs w:val="24"/>
+        </w:rPr>
+        <w:t>СВЯЗИ</w:t>
+      </w:r>
+    </w:p>
+    <w:tbl>
+      <w:tblPr>
+        <w:tblStyle w:val="a3"/>
+        <w:tblW w:w="0" w:type="auto"/>
+        <w:tblBorders>
+          <w:left w:val="none" w:sz="0" w:space="0" w:color="auto"/>
+          <w:right w:val="none" w:sz="0" w:space="0" w:color="auto"/>
+        </w:tblBorders>
+        <w:tblLook w:val="04A0" w:firstRow="1" w:lastRow="0" w:firstColumn="1" w:lastColumn="0" w:noHBand="0" w:noVBand="1"/>
+      </w:tblPr>
+      <w:tblGrid>
+        <w:gridCol w:w="2977"/>
+        <w:gridCol w:w="7783"/>
+      </w:tblGrid>
+      <w:tr>
+        <w:tc>
+          <w:tcPr>
+            <w:tcW w:w="2977" w:type="dxa"/>
+          </w:tcPr>
+          <w:p>
+            <w:pPr>
+              <w:rPr>
+                <w:szCs w:val="24"/>
+              </w:rPr>
+            </w:pPr>
+            <w:r>
+              <w:rPr>
+                <w:szCs w:val="24"/>
+              </w:rPr>
+              <w:t>С</w:t>
+            </w:r>
+            <w:r>
+              <w:rPr>
+                <w:szCs w:val="24"/>
+              </w:rPr>
+              <w:t>тепень родства</w:t>
+            </w:r>
+          </w:p>
+        </w:tc>
+        <w:tc>
+          <w:tcPr>
+            <w:tcW w:w="7783" w:type="dxa"/>
+          </w:tcPr>
+          <w:p>
+            <w:pPr>
+              <w:rPr>
+                <w:szCs w:val="24"/>
+              </w:rPr>
+            </w:pPr>
+            <w:r>
+              <w:rPr>
+                <w:szCs w:val="24"/>
+              </w:rPr>
+              <w:t>Д</w:t>
+            </w:r>
+            <w:r>
+              <w:rPr>
+                <w:szCs w:val="24"/>
+              </w:rPr>
+              <w:t>анные родственника</w:t>
+            </w:r>
+          </w:p>
+        </w:tc>
+      </w:tr>
+      <w:tr>
+        <w:tc>
+          <w:tcPr>
+            <w:tcW w:w="10760" w:type="dxa"/>
+            <w:gridSpan w:val="2"/>
+          </w:tcPr>
+          <w:p>
+            <w:pPr>
+              <w:jc w:val="both"/>
+              <w:rPr>
+                <w:b/>
+                <w:szCs w:val="24"/>
+              </w:rPr>
+            </w:pPr>
+            <w:r>
+              <w:rPr>
+                <w:szCs w:val="24"/>
+                <w:lang w:val="en-US"/>
+              </w:rPr>
+              <w:t>{{</w:t>
+            </w:r>
+            <w:r>
+              <w:rPr>
+                <w:szCs w:val="24"/>
+              </w:rPr>
+              <w:t>32</w:t>
+            </w:r>
+            <w:r>
+              <w:rPr>
+                <w:szCs w:val="24"/>
+                <w:lang w:val="en-US"/>
+              </w:rPr>
+              <w:t>_</w:t>
+            </w:r>
+            <w:r>
+              <w:rPr>
+                <w:szCs w:val="24"/>
+              </w:rPr>
+              <w:t>родственники</w:t>
+            </w:r>
+            <w:r>
+              <w:rPr>
+                <w:szCs w:val="24"/>
+                <w:lang w:val="en-US"/>
+              </w:rPr>
+              <w:t>}}</w:t>
+            </w:r>
+          </w:p>
+        </w:tc>
+      </w:tr>
+    </w:tbl>
+    <w:p>
+      <w:pPr>
+        <w:rPr>
+          <w:b/>
+          <w:szCs w:val="24"/>
+        </w:rPr>
+      </w:pPr>
+    </w:p>
+    <w:p>
+      <w:pPr>
+        <w:rPr>
+          <w:b/>
           <w:szCs w:val="24"/>
         </w:rPr>
       </w:pPr>
@@ -3169,8 +3653,100 @@
       </w:pPr>
     </w:lvl>
   </w:abstractNum>
+  <w:abstractNum w:abstractNumId="1" w15:restartNumberingAfterBreak="0">
+    <w:nsid w:val="5A2A4C7D"/>
+    <w:multiLevelType w:val="hybridMultilevel"/>
+    <w:tmpl w:val="CEDEB5F0"/>
+    <w:lvl w:ilvl="0" w:tplc="0419000F">
+      <w:start w:val="1"/>
+      <w:numFmt w:val="decimal"/>
+      <w:lvlText w:val="%1."/>
+      <w:lvlJc w:val="left"/>
+      <w:pPr>
+        <w:ind w:left="720" w:hanging="360"/>
+      </w:pPr>
+      <w:rPr>
+        <w:rFonts w:hint="default"/>
+      </w:rPr>
+    </w:lvl>
+    <w:lvl w:ilvl="1" w:tplc="04190019" w:tentative="1">
+      <w:start w:val="1"/>
+      <w:numFmt w:val="lowerLetter"/>
+      <w:lvlText w:val="%2."/>
+      <w:lvlJc w:val="left"/>
+      <w:pPr>
+        <w:ind w:left="1440" w:hanging="360"/>
+      </w:pPr>
+    </w:lvl>
+    <w:lvl w:ilvl="2" w:tplc="0419001B" w:tentative="1">
+      <w:start w:val="1"/>
+      <w:numFmt w:val="lowerRoman"/>
+      <w:lvlText w:val="%3."/>
+      <w:lvlJc w:val="right"/>
+      <w:pPr>
+        <w:ind w:left="2160" w:hanging="180"/>
+      </w:pPr>
+    </w:lvl>
+    <w:lvl w:ilvl="3" w:tplc="0419000F" w:tentative="1">
+      <w:start w:val="1"/>
+      <w:numFmt w:val="decimal"/>
+      <w:lvlText w:val="%4."/>
+      <w:lvlJc w:val="left"/>
+      <w:pPr>
+        <w:ind w:left="2880" w:hanging="360"/>
+      </w:pPr>
+    </w:lvl>
+    <w:lvl w:ilvl="4" w:tplc="04190019" w:tentative="1">
+      <w:start w:val="1"/>
+      <w:numFmt w:val="lowerLetter"/>
+      <w:lvlText w:val="%5."/>
+      <w:lvlJc w:val="left"/>
+      <w:pPr>
+        <w:ind w:left="3600" w:hanging="360"/>
+      </w:pPr>
+    </w:lvl>
+    <w:lvl w:ilvl="5" w:tplc="0419001B" w:tentative="1">
+      <w:start w:val="1"/>
+      <w:numFmt w:val="lowerRoman"/>
+      <w:lvlText w:val="%6."/>
+      <w:lvlJc w:val="right"/>
+      <w:pPr>
+        <w:ind w:left="4320" w:hanging="180"/>
+      </w:pPr>
+    </w:lvl>
+    <w:lvl w:ilvl="6" w:tplc="0419000F" w:tentative="1">
+      <w:start w:val="1"/>
+      <w:numFmt w:val="decimal"/>
+      <w:lvlText w:val="%7."/>
+      <w:lvlJc w:val="left"/>
+      <w:pPr>
+        <w:ind w:left="5040" w:hanging="360"/>
+      </w:pPr>
+    </w:lvl>
+    <w:lvl w:ilvl="7" w:tplc="04190019" w:tentative="1">
+      <w:start w:val="1"/>
+      <w:numFmt w:val="lowerLetter"/>
+      <w:lvlText w:val="%8."/>
+      <w:lvlJc w:val="left"/>
+      <w:pPr>
+        <w:ind w:left="5760" w:hanging="360"/>
+      </w:pPr>
+    </w:lvl>
+    <w:lvl w:ilvl="8" w:tplc="0419001B" w:tentative="1">
+      <w:start w:val="1"/>
+      <w:numFmt w:val="lowerRoman"/>
+      <w:lvlText w:val="%9."/>
+      <w:lvlJc w:val="right"/>
+      <w:pPr>
+        <w:ind w:left="6480" w:hanging="180"/>
+      </w:pPr>
+    </w:lvl>
+  </w:abstractNum>
   <w:num w:numId="1">
     <w:abstractNumId w:val="0"/>
+  </w:num>
+  <w:num w:numId="2">
+    <w:abstractNumId w:val="1"/>
   </w:num>
 </w:numbering>
 </file>
@@ -4199,7 +4775,7 @@
 </file>
 
 <file path=customXml/itemProps1.xml><?xml version="1.0" encoding="utf-8"?>
-<ds:datastoreItem xmlns:ds="http://schemas.openxmlformats.org/officeDocument/2006/customXml" ds:itemID="{BE09CD15-5BD8-4742-ABB0-F4DADCF11D7C}">
+<ds:datastoreItem xmlns:ds="http://schemas.openxmlformats.org/officeDocument/2006/customXml" ds:itemID="{EDEB572F-EA45-4913-990C-8D279094266F}">
   <ds:schemaRefs>
     <ds:schemaRef ds:uri="http://schemas.openxmlformats.org/officeDocument/2006/bibliography"/>
   </ds:schemaRefs>

--- a/шаблон.docx
+++ b/шаблон.docx
@@ -25,9 +25,8 @@
       <w:r>
         <w:rPr>
           <w:szCs w:val="24"/>
-          <w:lang w:val="en-US"/>
-        </w:rPr>
-        <w:t>4</w:t>
+        </w:rPr>
+        <w:t>6</w:t>
       </w:r>
       <w:r>
         <w:rPr>
@@ -1031,15 +1030,7 @@
               <w:rPr>
                 <w:szCs w:val="24"/>
               </w:rPr>
-              <w:t>гражданское</w:t>
-            </w:r>
-            <w:bookmarkStart w:id="0" w:name="_GoBack"/>
-            <w:bookmarkEnd w:id="0"/>
-            <w:r>
-              <w:rPr>
-                <w:szCs w:val="24"/>
-              </w:rPr>
-              <w:t>_судопроизводство</w:t>
+              <w:t>гражданское_судопроизводство</w:t>
             </w:r>
             <w:r>
               <w:rPr>
@@ -1791,8 +1782,13 @@
       <w:pPr>
         <w:jc w:val="center"/>
         <w:rPr>
-          <w:b/>
-          <w:szCs w:val="24"/>
+          <w:rStyle w:val="20"/>
+          <w:rFonts w:eastAsia="Courier New"/>
+          <w:b/>
+          <w:color w:val="auto"/>
+          <w:sz w:val="24"/>
+          <w:szCs w:val="24"/>
+          <w:u w:val="none"/>
         </w:rPr>
       </w:pPr>
     </w:p>
@@ -1800,31 +1796,60 @@
       <w:pPr>
         <w:jc w:val="center"/>
         <w:rPr>
-          <w:rStyle w:val="20"/>
-          <w:rFonts w:eastAsia="Courier New"/>
-          <w:b/>
-          <w:color w:val="auto"/>
-          <w:sz w:val="24"/>
-          <w:szCs w:val="24"/>
-          <w:u w:val="none"/>
-        </w:rPr>
-      </w:pPr>
+          <w:b/>
+        </w:rPr>
+      </w:pPr>
+      <w:r>
+        <w:rPr>
+          <w:b/>
+        </w:rPr>
+        <w:t>ХАРАКТЕРИСТИКИ</w:t>
+      </w:r>
     </w:p>
     <w:p>
       <w:pPr>
-        <w:jc w:val="center"/>
-        <w:rPr>
-          <w:b/>
-        </w:rPr>
-      </w:pPr>
-      <w:r>
-        <w:rPr>
-          <w:b/>
-        </w:rPr>
-        <w:t>ХАРАКТЕРИСТИКИ</w:t>
+        <w:jc w:val="both"/>
+        <w:rPr>
+          <w:b/>
+          <w:szCs w:val="24"/>
+        </w:rPr>
+      </w:pPr>
+      <w:r>
+        <w:rPr>
+          <w:szCs w:val="24"/>
+          <w:lang w:val="en-US"/>
+        </w:rPr>
+        <w:t>{{</w:t>
+      </w:r>
+      <w:r>
+        <w:rPr>
+          <w:szCs w:val="24"/>
+        </w:rPr>
+        <w:t>34</w:t>
+      </w:r>
+      <w:r>
+        <w:rPr>
+          <w:szCs w:val="24"/>
+          <w:lang w:val="en-US"/>
+        </w:rPr>
+        <w:t>_</w:t>
+      </w:r>
+      <w:proofErr w:type="spellStart"/>
+      <w:r>
+        <w:rPr>
+          <w:szCs w:val="24"/>
+        </w:rPr>
+        <w:t>рекомендатели</w:t>
+      </w:r>
+      <w:proofErr w:type="spellEnd"/>
+      <w:r>
+        <w:rPr>
+          <w:szCs w:val="24"/>
+          <w:lang w:val="en-US"/>
+        </w:rPr>
+        <w:t>}}</w:t>
       </w:r>
     </w:p>
-    <w:p/>
     <w:p/>
     <w:p>
       <w:pPr>
@@ -1918,7 +1943,6 @@
                 <w:szCs w:val="24"/>
                 <w:lang w:val="en-US"/>
               </w:rPr>
-              <w:lastRenderedPageBreak/>
               <w:t>{{</w:t>
             </w:r>
             <w:r>
@@ -3191,25 +3215,118 @@
           <w:b/>
           <w:szCs w:val="24"/>
         </w:rPr>
-        <w:t xml:space="preserve">Интересы в мессенджере </w:t>
-      </w:r>
-      <w:proofErr w:type="spellStart"/>
-      <w:r>
-        <w:rPr>
-          <w:b/>
-          <w:szCs w:val="24"/>
-        </w:rPr>
-        <w:t>Telegram</w:t>
-      </w:r>
-      <w:proofErr w:type="spellEnd"/>
-      <w:r>
-        <w:rPr>
-          <w:b/>
-          <w:szCs w:val="24"/>
-        </w:rPr>
-        <w:t xml:space="preserve"> на основании подписок на публичные группы:</w:t>
+        <w:t>Группы, в которых замечен контакт:</w:t>
       </w:r>
     </w:p>
+    <w:tbl>
+      <w:tblPr>
+        <w:tblStyle w:val="a3"/>
+        <w:tblW w:w="0" w:type="auto"/>
+        <w:tblBorders>
+          <w:left w:val="none" w:sz="0" w:space="0" w:color="auto"/>
+          <w:right w:val="none" w:sz="0" w:space="0" w:color="auto"/>
+        </w:tblBorders>
+        <w:tblLook w:val="04A0" w:firstRow="1" w:lastRow="0" w:firstColumn="1" w:lastColumn="0" w:noHBand="0" w:noVBand="1"/>
+      </w:tblPr>
+      <w:tblGrid>
+        <w:gridCol w:w="6232"/>
+        <w:gridCol w:w="4224"/>
+      </w:tblGrid>
+      <w:tr>
+        <w:tc>
+          <w:tcPr>
+            <w:tcW w:w="6232" w:type="dxa"/>
+          </w:tcPr>
+          <w:p>
+            <w:pPr>
+              <w:jc w:val="both"/>
+              <w:rPr>
+                <w:b/>
+                <w:szCs w:val="24"/>
+              </w:rPr>
+            </w:pPr>
+            <w:r>
+              <w:rPr>
+                <w:b/>
+                <w:szCs w:val="24"/>
+              </w:rPr>
+              <w:t>Название группы</w:t>
+            </w:r>
+          </w:p>
+        </w:tc>
+        <w:tc>
+          <w:tcPr>
+            <w:tcW w:w="4224" w:type="dxa"/>
+          </w:tcPr>
+          <w:p>
+            <w:pPr>
+              <w:jc w:val="both"/>
+              <w:rPr>
+                <w:b/>
+                <w:szCs w:val="24"/>
+              </w:rPr>
+            </w:pPr>
+            <w:r>
+              <w:rPr>
+                <w:b/>
+                <w:szCs w:val="24"/>
+              </w:rPr>
+              <w:t>Дата, когда впервые был замечен</w:t>
+            </w:r>
+          </w:p>
+        </w:tc>
+      </w:tr>
+      <w:tr>
+        <w:tc>
+          <w:tcPr>
+            <w:tcW w:w="10456" w:type="dxa"/>
+            <w:gridSpan w:val="2"/>
+          </w:tcPr>
+          <w:p>
+            <w:pPr>
+              <w:jc w:val="both"/>
+              <w:rPr>
+                <w:b/>
+                <w:szCs w:val="24"/>
+              </w:rPr>
+            </w:pPr>
+            <w:r>
+              <w:rPr>
+                <w:szCs w:val="24"/>
+                <w:lang w:val="en-US"/>
+              </w:rPr>
+              <w:t>{{</w:t>
+            </w:r>
+            <w:r>
+              <w:rPr>
+                <w:szCs w:val="24"/>
+              </w:rPr>
+              <w:t>35</w:t>
+            </w:r>
+            <w:r>
+              <w:rPr>
+                <w:szCs w:val="24"/>
+                <w:lang w:val="en-US"/>
+              </w:rPr>
+              <w:t>_</w:t>
+            </w:r>
+            <w:r>
+              <w:rPr>
+                <w:szCs w:val="24"/>
+              </w:rPr>
+              <w:t>интересы</w:t>
+            </w:r>
+            <w:r>
+              <w:rPr>
+                <w:szCs w:val="24"/>
+                <w:lang w:val="en-US"/>
+              </w:rPr>
+              <w:t>}}</w:t>
+            </w:r>
+          </w:p>
+        </w:tc>
+      </w:tr>
+    </w:tbl>
     <w:p>
       <w:pPr>
         <w:pStyle w:val="a6"/>
@@ -3282,36 +3399,8 @@
           <w:szCs w:val="24"/>
         </w:rPr>
       </w:pPr>
-    </w:p>
-    <w:p>
-      <w:pPr>
-        <w:pStyle w:val="a6"/>
-        <w:numPr>
-          <w:ilvl w:val="0"/>
-          <w:numId w:val="2"/>
-        </w:numPr>
-        <w:jc w:val="both"/>
-        <w:rPr>
-          <w:b/>
-          <w:szCs w:val="24"/>
-        </w:rPr>
-      </w:pPr>
-      <w:r>
-        <w:rPr>
-          <w:b/>
-          <w:szCs w:val="24"/>
-        </w:rPr>
-        <w:t>Группы, в которых замечен контакт:</w:t>
-      </w:r>
-    </w:p>
-    <w:p>
-      <w:pPr>
-        <w:pStyle w:val="a6"/>
-        <w:jc w:val="both"/>
-        <w:rPr>
-          <w:szCs w:val="24"/>
-        </w:rPr>
-      </w:pPr>
+      <w:bookmarkStart w:id="0" w:name="_GoBack"/>
+      <w:bookmarkEnd w:id="0"/>
     </w:p>
     <w:p>
       <w:pPr>
@@ -4775,7 +4864,7 @@
 </file>
 
 <file path=customXml/itemProps1.xml><?xml version="1.0" encoding="utf-8"?>
-<ds:datastoreItem xmlns:ds="http://schemas.openxmlformats.org/officeDocument/2006/customXml" ds:itemID="{EDEB572F-EA45-4913-990C-8D279094266F}">
+<ds:datastoreItem xmlns:ds="http://schemas.openxmlformats.org/officeDocument/2006/customXml" ds:itemID="{D8F5B7AB-A86A-4FC7-A981-DA0ED370CC82}">
   <ds:schemaRefs>
     <ds:schemaRef ds:uri="http://schemas.openxmlformats.org/officeDocument/2006/bibliography"/>
   </ds:schemaRefs>

--- a/шаблон.docx
+++ b/шаблон.docx
@@ -4,6 +4,41 @@
   <w:body>
     <w:p>
       <w:pPr>
+        <w:jc w:val="center"/>
+        <w:rPr>
+          <w:szCs w:val="24"/>
+          <w:lang w:val="en-US"/>
+        </w:rPr>
+      </w:pPr>
+      <w:r>
+        <w:rPr>
+          <w:szCs w:val="24"/>
+          <w:lang w:val="en-US"/>
+        </w:rPr>
+        <w:t>{{</w:t>
+      </w:r>
+      <w:bookmarkStart w:id="0" w:name="_GoBack"/>
+      <w:proofErr w:type="spellStart"/>
+      <w:r>
+        <w:rPr>
+          <w:b/>
+          <w:szCs w:val="24"/>
+          <w:lang w:val="en-US"/>
+        </w:rPr>
+        <w:t>ФИО_субъекта</w:t>
+      </w:r>
+      <w:bookmarkEnd w:id="0"/>
+      <w:proofErr w:type="spellEnd"/>
+      <w:r>
+        <w:rPr>
+          <w:szCs w:val="24"/>
+          <w:lang w:val="en-US"/>
+        </w:rPr>
+        <w:t>}}</w:t>
+      </w:r>
+    </w:p>
+    <w:p>
+      <w:pPr>
         <w:rPr>
           <w:color w:val="FF0000"/>
           <w:szCs w:val="24"/>
@@ -25,8 +60,9 @@
       <w:r>
         <w:rPr>
           <w:szCs w:val="24"/>
-        </w:rPr>
-        <w:t>6</w:t>
+          <w:lang w:val="en-US"/>
+        </w:rPr>
+        <w:t>7</w:t>
       </w:r>
       <w:r>
         <w:rPr>
@@ -1188,6 +1224,54 @@
           <w:tcPr>
             <w:tcW w:w="8364" w:type="dxa"/>
           </w:tcPr>
+          <w:p>
+            <w:pPr>
+              <w:rPr>
+                <w:color w:val="FF0000"/>
+                <w:szCs w:val="24"/>
+              </w:rPr>
+            </w:pPr>
+            <w:r>
+              <w:rPr>
+                <w:szCs w:val="24"/>
+                <w:lang w:val="en-US"/>
+              </w:rPr>
+              <w:t>{{</w:t>
+            </w:r>
+            <w:r>
+              <w:rPr>
+                <w:szCs w:val="24"/>
+              </w:rPr>
+              <w:t>3</w:t>
+            </w:r>
+            <w:r>
+              <w:rPr>
+                <w:szCs w:val="24"/>
+                <w:lang w:val="en-US"/>
+              </w:rPr>
+              <w:t>6</w:t>
+            </w:r>
+            <w:r>
+              <w:rPr>
+                <w:szCs w:val="24"/>
+                <w:lang w:val="en-US"/>
+              </w:rPr>
+              <w:t>_</w:t>
+            </w:r>
+            <w:r>
+              <w:rPr>
+                <w:szCs w:val="24"/>
+              </w:rPr>
+              <w:t>кредиты</w:t>
+            </w:r>
+            <w:r>
+              <w:rPr>
+                <w:szCs w:val="24"/>
+                <w:lang w:val="en-US"/>
+              </w:rPr>
+              <w:t>}}</w:t>
+            </w:r>
+          </w:p>
           <w:p>
             <w:pPr>
               <w:shd w:val="clear" w:color="auto" w:fill="FFFFFF"/>
@@ -1899,6 +1983,7 @@
                 <w:b/>
                 <w:szCs w:val="24"/>
               </w:rPr>
+              <w:lastRenderedPageBreak/>
               <w:t>Период</w:t>
             </w:r>
           </w:p>
@@ -3399,8 +3484,6 @@
           <w:szCs w:val="24"/>
         </w:rPr>
       </w:pPr>
-      <w:bookmarkStart w:id="0" w:name="_GoBack"/>
-      <w:bookmarkEnd w:id="0"/>
     </w:p>
     <w:p>
       <w:pPr>
@@ -3604,8 +3687,10 @@
       </w:pPr>
     </w:p>
     <w:sectPr>
+      <w:headerReference w:type="default" r:id="rId8"/>
+      <w:footerReference w:type="default" r:id="rId9"/>
       <w:pgSz w:w="11906" w:h="16838"/>
-      <w:pgMar w:top="568" w:right="568" w:bottom="568" w:left="568" w:header="708" w:footer="708" w:gutter="0"/>
+      <w:pgMar w:top="568" w:right="568" w:bottom="568" w:left="568" w:header="227" w:footer="227" w:gutter="0"/>
       <w:cols w:space="708"/>
       <w:docGrid w:linePitch="360"/>
     </w:sectPr>
@@ -3632,6 +3717,49 @@
 </w:endnotes>
 </file>
 
+<file path=word/footer1.xml><?xml version="1.0" encoding="utf-8"?>
+<w:ftr xmlns:wpc="http://schemas.microsoft.com/office/word/2010/wordprocessingCanvas" xmlns:cx="http://schemas.microsoft.com/office/drawing/2014/chartex" xmlns:cx1="http://schemas.microsoft.com/office/drawing/2015/9/8/chartex" xmlns:cx2="http://schemas.microsoft.com/office/drawing/2015/10/21/chartex" xmlns:cx3="http://schemas.microsoft.com/office/drawing/2016/5/9/chartex" xmlns:cx4="http://schemas.microsoft.com/office/drawing/2016/5/10/chartex" xmlns:cx5="http://schemas.microsoft.com/office/drawing/2016/5/11/chartex" xmlns:cx6="http://schemas.microsoft.com/office/drawing/2016/5/12/chartex" xmlns:cx7="http://schemas.microsoft.com/office/drawing/2016/5/13/chartex" xmlns:cx8="http://schemas.microsoft.com/office/drawing/2016/5/14/chartex" xmlns:mc="http://schemas.openxmlformats.org/markup-compatibility/2006" xmlns:aink="http://schemas.microsoft.com/office/drawing/2016/ink" xmlns:am3d="http://schemas.microsoft.com/office/drawing/2017/model3d" xmlns:o="urn:schemas-microsoft-com:office:office" xmlns:r="http://schemas.openxmlformats.org/officeDocument/2006/relationships" xmlns:m="http://schemas.openxmlformats.org/officeDocument/2006/math" xmlns:v="urn:schemas-microsoft-com:vml" xmlns:wp14="http://schemas.microsoft.com/office/word/2010/wordprocessingDrawing" xmlns:wp="http://schemas.openxmlformats.org/drawingml/2006/wordprocessingDrawing" xmlns:w10="urn:schemas-microsoft-com:office:word" xmlns:w="http://schemas.openxmlformats.org/wordprocessingml/2006/main" xmlns:w14="http://schemas.microsoft.com/office/word/2010/wordml" xmlns:w15="http://schemas.microsoft.com/office/word/2012/wordml" xmlns:w16cid="http://schemas.microsoft.com/office/word/2016/wordml/cid" xmlns:w16se="http://schemas.microsoft.com/office/word/2015/wordml/symex" xmlns:wpg="http://schemas.microsoft.com/office/word/2010/wordprocessingGroup" xmlns:wpi="http://schemas.microsoft.com/office/word/2010/wordprocessingInk" xmlns:wne="http://schemas.microsoft.com/office/word/2006/wordml" xmlns:wps="http://schemas.microsoft.com/office/word/2010/wordprocessingShape" mc:Ignorable="w14 w15 w16se w16cid wp14">
+  <w:sdt>
+    <w:sdtPr>
+      <w:id w:val="1520039562"/>
+      <w:docPartObj>
+        <w:docPartGallery w:val="Page Numbers (Bottom of Page)"/>
+        <w:docPartUnique/>
+      </w:docPartObj>
+    </w:sdtPr>
+    <w:sdtEndPr/>
+    <w:sdtContent>
+      <w:p>
+        <w:pPr>
+          <w:pStyle w:val="ad"/>
+          <w:jc w:val="right"/>
+        </w:pPr>
+        <w:r>
+          <w:fldChar w:fldCharType="begin"/>
+        </w:r>
+        <w:r>
+          <w:instrText>PAGE   \* MERGEFORMAT</w:instrText>
+        </w:r>
+        <w:r>
+          <w:fldChar w:fldCharType="separate"/>
+        </w:r>
+        <w:r>
+          <w:t>2</w:t>
+        </w:r>
+        <w:r>
+          <w:fldChar w:fldCharType="end"/>
+        </w:r>
+      </w:p>
+    </w:sdtContent>
+  </w:sdt>
+  <w:p>
+    <w:pPr>
+      <w:pStyle w:val="ad"/>
+    </w:pPr>
+  </w:p>
+</w:ftr>
+</file>
+
 <file path=word/footnotes.xml><?xml version="1.0" encoding="utf-8"?>
 <w:footnotes xmlns:wpc="http://schemas.microsoft.com/office/word/2010/wordprocessingCanvas" xmlns:cx="http://schemas.microsoft.com/office/drawing/2014/chartex" xmlns:cx1="http://schemas.microsoft.com/office/drawing/2015/9/8/chartex" xmlns:cx2="http://schemas.microsoft.com/office/drawing/2015/10/21/chartex" xmlns:cx3="http://schemas.microsoft.com/office/drawing/2016/5/9/chartex" xmlns:cx4="http://schemas.microsoft.com/office/drawing/2016/5/10/chartex" xmlns:cx5="http://schemas.microsoft.com/office/drawing/2016/5/11/chartex" xmlns:cx6="http://schemas.microsoft.com/office/drawing/2016/5/12/chartex" xmlns:cx7="http://schemas.microsoft.com/office/drawing/2016/5/13/chartex" xmlns:cx8="http://schemas.microsoft.com/office/drawing/2016/5/14/chartex" xmlns:mc="http://schemas.openxmlformats.org/markup-compatibility/2006" xmlns:aink="http://schemas.microsoft.com/office/drawing/2016/ink" xmlns:am3d="http://schemas.microsoft.com/office/drawing/2017/model3d" xmlns:o="urn:schemas-microsoft-com:office:office" xmlns:r="http://schemas.openxmlformats.org/officeDocument/2006/relationships" xmlns:m="http://schemas.openxmlformats.org/officeDocument/2006/math" xmlns:v="urn:schemas-microsoft-com:vml" xmlns:wp14="http://schemas.microsoft.com/office/word/2010/wordprocessingDrawing" xmlns:wp="http://schemas.openxmlformats.org/drawingml/2006/wordprocessingDrawing" xmlns:w10="urn:schemas-microsoft-com:office:word" xmlns:w="http://schemas.openxmlformats.org/wordprocessingml/2006/main" xmlns:w14="http://schemas.microsoft.com/office/word/2010/wordml" xmlns:w15="http://schemas.microsoft.com/office/word/2012/wordml" xmlns:w16cid="http://schemas.microsoft.com/office/word/2016/wordml/cid" xmlns:w16se="http://schemas.microsoft.com/office/word/2015/wordml/symex" xmlns:wpg="http://schemas.microsoft.com/office/word/2010/wordprocessingGroup" xmlns:wpi="http://schemas.microsoft.com/office/word/2010/wordprocessingInk" xmlns:wne="http://schemas.microsoft.com/office/word/2006/wordml" xmlns:wps="http://schemas.microsoft.com/office/word/2010/wordprocessingShape" mc:Ignorable="w14 w15 w16se w16cid wp14">
   <w:footnote w:type="separator" w:id="-1">
@@ -3649,6 +3777,45 @@
     </w:p>
   </w:footnote>
 </w:footnotes>
+</file>
+
+<file path=word/header1.xml><?xml version="1.0" encoding="utf-8"?>
+<w:hdr xmlns:wpc="http://schemas.microsoft.com/office/word/2010/wordprocessingCanvas" xmlns:cx="http://schemas.microsoft.com/office/drawing/2014/chartex" xmlns:cx1="http://schemas.microsoft.com/office/drawing/2015/9/8/chartex" xmlns:cx2="http://schemas.microsoft.com/office/drawing/2015/10/21/chartex" xmlns:cx3="http://schemas.microsoft.com/office/drawing/2016/5/9/chartex" xmlns:cx4="http://schemas.microsoft.com/office/drawing/2016/5/10/chartex" xmlns:cx5="http://schemas.microsoft.com/office/drawing/2016/5/11/chartex" xmlns:cx6="http://schemas.microsoft.com/office/drawing/2016/5/12/chartex" xmlns:cx7="http://schemas.microsoft.com/office/drawing/2016/5/13/chartex" xmlns:cx8="http://schemas.microsoft.com/office/drawing/2016/5/14/chartex" xmlns:mc="http://schemas.openxmlformats.org/markup-compatibility/2006" xmlns:aink="http://schemas.microsoft.com/office/drawing/2016/ink" xmlns:am3d="http://schemas.microsoft.com/office/drawing/2017/model3d" xmlns:o="urn:schemas-microsoft-com:office:office" xmlns:r="http://schemas.openxmlformats.org/officeDocument/2006/relationships" xmlns:m="http://schemas.openxmlformats.org/officeDocument/2006/math" xmlns:v="urn:schemas-microsoft-com:vml" xmlns:wp14="http://schemas.microsoft.com/office/word/2010/wordprocessingDrawing" xmlns:wp="http://schemas.openxmlformats.org/drawingml/2006/wordprocessingDrawing" xmlns:w10="urn:schemas-microsoft-com:office:word" xmlns:w="http://schemas.openxmlformats.org/wordprocessingml/2006/main" xmlns:w14="http://schemas.microsoft.com/office/word/2010/wordml" xmlns:w15="http://schemas.microsoft.com/office/word/2012/wordml" xmlns:w16cid="http://schemas.microsoft.com/office/word/2016/wordml/cid" xmlns:w16se="http://schemas.microsoft.com/office/word/2015/wordml/symex" xmlns:wpg="http://schemas.microsoft.com/office/word/2010/wordprocessingGroup" xmlns:wpi="http://schemas.microsoft.com/office/word/2010/wordprocessingInk" xmlns:wne="http://schemas.microsoft.com/office/word/2006/wordml" xmlns:wps="http://schemas.microsoft.com/office/word/2010/wordprocessingShape" mc:Ignorable="w14 w15 w16se w16cid wp14">
+  <w:p>
+    <w:pPr>
+      <w:pStyle w:val="ab"/>
+      <w:jc w:val="right"/>
+    </w:pPr>
+    <w:r>
+      <w:rPr>
+        <w:rStyle w:val="HTML"/>
+        <w:rFonts w:ascii="Times New Roman" w:eastAsia="Calibri" w:hAnsi="Times New Roman" w:cs="Times New Roman"/>
+      </w:rPr>
+      <w:t>{{</w:t>
+    </w:r>
+    <w:proofErr w:type="spellStart"/>
+    <w:r>
+      <w:rPr>
+        <w:rStyle w:val="HTML"/>
+        <w:rFonts w:ascii="Times New Roman" w:eastAsia="Calibri" w:hAnsi="Times New Roman" w:cs="Times New Roman"/>
+      </w:rPr>
+      <w:t>дата_отчёта</w:t>
+    </w:r>
+    <w:proofErr w:type="spellEnd"/>
+    <w:r>
+      <w:rPr>
+        <w:rStyle w:val="HTML"/>
+        <w:rFonts w:ascii="Times New Roman" w:eastAsia="Calibri" w:hAnsi="Times New Roman" w:cs="Times New Roman"/>
+      </w:rPr>
+      <w:t>}}</w:t>
+    </w:r>
+  </w:p>
+  <w:p>
+    <w:pPr>
+      <w:pStyle w:val="ab"/>
+    </w:pPr>
+  </w:p>
+</w:hdr>
 </file>
 
 <file path=word/numbering.xml><?xml version="1.0" encoding="utf-8"?>
@@ -4561,6 +4728,19 @@
       <w:lang w:eastAsia="ru-RU"/>
     </w:rPr>
   </w:style>
+  <w:style w:type="character" w:styleId="HTML">
+    <w:name w:val="HTML Code"/>
+    <w:basedOn w:val="a0"/>
+    <w:uiPriority w:val="99"/>
+    <w:semiHidden/>
+    <w:unhideWhenUsed/>
+    <w:rsid w:val="005E4288"/>
+    <w:rPr>
+      <w:rFonts w:ascii="Courier New" w:eastAsia="Times New Roman" w:hAnsi="Courier New" w:cs="Courier New"/>
+      <w:sz w:val="20"/>
+      <w:szCs w:val="20"/>
+    </w:rPr>
+  </w:style>
 </w:styles>
 </file>
 
@@ -4864,7 +5044,7 @@
 </file>
 
 <file path=customXml/itemProps1.xml><?xml version="1.0" encoding="utf-8"?>
-<ds:datastoreItem xmlns:ds="http://schemas.openxmlformats.org/officeDocument/2006/customXml" ds:itemID="{D8F5B7AB-A86A-4FC7-A981-DA0ED370CC82}">
+<ds:datastoreItem xmlns:ds="http://schemas.openxmlformats.org/officeDocument/2006/customXml" ds:itemID="{66745A30-007E-4E70-8B77-D96CACD9234B}">
   <ds:schemaRefs>
     <ds:schemaRef ds:uri="http://schemas.openxmlformats.org/officeDocument/2006/bibliography"/>
   </ds:schemaRefs>
